--- a/templates/contracts/Договор_с_бригадой_ЖК6_Шеногина_упрощённый.docx
+++ b/templates/contracts/Договор_с_бригадой_ЖК6_Шеногина_упрощённый.docx
@@ -33,7 +33,7 @@
           <w:color w:val="000000"/>
           <w:sz w:val="24"/>
         </w:rPr>
-        <w:t>на монтажные и пусконаладочные работы по системе усиления сотовой связи (СУСС)</w:t>
+        <w:t>на выполнение монтажных и пусконаладочных работ</w:t>
       </w:r>
     </w:p>
     <w:p>
@@ -84,7 +84,7 @@
           <w:color w:val="000000"/>
           <w:sz w:val="24"/>
         </w:rPr>
-        <w:t>________________________________________________, именуемый(ая) в дальнейшем «Заказчик» (тот, кто нанимает бригаду), с одной стороны, и ________________________________________________, именуемый(ая) в дальнейшем «Исполнитель» (бригадир, действующий за себя и за членов бригады по списку в приложении № 4), с другой стороны, вместе — «Стороны», заключили этот договор.</w:t>
+        <w:t>________________________________________________, именуемый(ая) в дальнейшем «Заказчик», с одной стороны, и ________________________________________________, именуемый(ая) в дальнейшем «Подрядчик», действующий лично и обеспечивающий выполнение работ силами персонала, указанного в Приложении № 4 к настоящему Договору, с другой стороны, совместно именуемые «Стороны», заключили настоящий Договор о нижеследующем:</w:t>
       </w:r>
     </w:p>
     <w:p>
@@ -101,7 +101,7 @@
           <w:color w:val="000000"/>
           <w:sz w:val="26"/>
         </w:rPr>
-        <w:t>1. О ЧЁМ ДОГОВОР</w:t>
+        <w:t>1. ПРЕДМЕТ ДОГОВОРА</w:t>
       </w:r>
     </w:p>
     <w:p>
@@ -117,22 +117,7 @@
           <w:color w:val="000000"/>
           <w:sz w:val="24"/>
         </w:rPr>
-        <w:t>1.1. Исполнитель своими силами выполняет монтаж и пусконаладку системы усиления сотовой связи (далее — Работы) на объекте:</w:t>
-      </w:r>
-    </w:p>
-    <w:p>
-      <w:pPr>
-        <w:spacing w:after="120" w:before="0" w:line="240" w:lineRule="auto"/>
-      </w:pPr>
-      <w:r>
-        <w:rPr>
-          <w:rFonts w:ascii="Times New Roman" w:hAnsi="Times New Roman" w:cs="Times New Roman" w:eastAsia="Times New Roman"/>
-          <w:b w:val="0"/>
-          <w:i w:val="0"/>
-          <w:color w:val="000000"/>
-          <w:sz w:val="24"/>
-        </w:rPr>
-        <w:t>Жилой комплекс № 6, г. Москва, ул. Шеногина, земельный участок 2/17, кадастровый номер 77:08:0012003:2841 (далее — Объект).</w:t>
+        <w:t>1.1. Подрядчик обязуется выполнить монтажные и пусконаладочные работы по устройству системы усиления сотовой связи (далее — «Работы») на объекте: Жилой комплекс № 6, г. Москва, ул. Шеногина, земельный участок 2/17, кадастровый номер 77:08:0012003:2841 (далее — «Объект»), а Заказчик обязуется принять результат Работ и оплатить его в порядке, установленном настоящим Договором.</w:t>
       </w:r>
     </w:p>
     <w:p>
@@ -148,7 +133,7 @@
           <w:color w:val="000000"/>
           <w:sz w:val="24"/>
         </w:rPr>
-        <w:t>1.2. Что именно монтировать — в приложении № 1. Объёмы и цена — в приложении № 3. Сроки этапов — в приложении № 2.</w:t>
+        <w:t>1.2. Состав и требования к Работам определяются Приложением № 1, сроки — Приложением № 2, объёмы и цена — Приложением № 3, являющимися неотъемлемыми частями Договора.</w:t>
       </w:r>
     </w:p>
     <w:p>
@@ -164,7 +149,7 @@
           <w:color w:val="000000"/>
           <w:sz w:val="24"/>
         </w:rPr>
-        <w:t>1.3. Этот договор — только про работу рук бригады: прокладка кабеля, крепёж, разъёмы, антенны, щиты, заземление, маркировка, ПНР. Поставка оборудования и материалов в обязанности Исполнителя не входит.</w:t>
+        <w:t>1.3. Предметом Договора является выполнение Работ (прокладка кабельных линий, монтаж оборудования, разъёмов, антенн, щитового оборудования, устройств заземления, маркировка, пусконаладочные работы). Поставка оборудования, изделий и материалов в обязанности Подрядчика не входит и осуществляется Заказчиком.</w:t>
       </w:r>
     </w:p>
     <w:p>
@@ -180,7 +165,7 @@
           <w:color w:val="000000"/>
           <w:sz w:val="24"/>
         </w:rPr>
-        <w:t>1.4. Рабочая документация: ЖК6-Р-СУСС.ТХ и ЖК6-Р-СУСС.ЭМ (ссылка у Заказчика). Исполнитель работает по ней и по указаниям Заказчика на площадке.</w:t>
+        <w:t>1.4. Работы выполняются в соответствии с рабочей документацией ЖК6-Р-СУСС.ТХ, ЖК6-Р-СУСС.ЭМ, переданной Заказчиком, требованиями СП, ПУЭ и указаниями изготовителя оборудования.</w:t>
       </w:r>
     </w:p>
     <w:p>
@@ -197,7 +182,7 @@
           <w:color w:val="000000"/>
           <w:sz w:val="26"/>
         </w:rPr>
-        <w:t>2. КТО ЧТО ДЕЛАЕТ</w:t>
+        <w:t>2. ОБЯЗАННОСТИ СТОРОН</w:t>
       </w:r>
     </w:p>
     <w:p>
@@ -212,7 +197,7 @@
           <w:color w:val="000000"/>
           <w:sz w:val="24"/>
         </w:rPr>
-        <w:t>2.1. Исполнитель:</w:t>
+        <w:t>2.1. Подрядчик обязан:</w:t>
       </w:r>
     </w:p>
     <w:p>
@@ -227,7 +212,7 @@
           <w:color w:val="000000"/>
           <w:sz w:val="24"/>
         </w:rPr>
-        <w:t>— выполняет Работы качественно, по проекту и нормам (СП, ПУЭ, указания производителя по радиусу изгиба кабеля);</w:t>
+        <w:t>— выполнить Работы качественно, в согласованные сроки и в объёме, предусмотренном Договором;</w:t>
       </w:r>
     </w:p>
     <w:p>
@@ -242,7 +227,7 @@
           <w:color w:val="000000"/>
           <w:sz w:val="24"/>
         </w:rPr>
-        <w:t>— приходит со своим ручным инструментом и СИЗ (каска, жилет, обувь, очки, перчатки, привязь для высоты);</w:t>
+        <w:t>— обеспечить персонал ручным инструментом и средствами индивидуальной защиты;</w:t>
       </w:r>
     </w:p>
     <w:p>
@@ -257,7 +242,7 @@
           <w:color w:val="000000"/>
           <w:sz w:val="24"/>
         </w:rPr>
-        <w:t>— держит место работы в порядке, мусор складывает в указанное Заказчиком место;</w:t>
+        <w:t>— соблюдать чистоту на участке производства Работ и складировать отходы в местах, указанных Заказчиком;</w:t>
       </w:r>
     </w:p>
     <w:p>
@@ -272,7 +257,7 @@
           <w:color w:val="000000"/>
           <w:sz w:val="24"/>
         </w:rPr>
-        <w:t>— сразу говорит Заказчику, если в проекте или на площадке что-то не сходится, и не продолжает спорный участок без указания;</w:t>
+        <w:t>— незамедлительно уведомлять Заказчика о выявленных недостатках проектной документации либо условиях площадки, препятствующих производству Работ, и не продолжать соответствующие работы до получения указаний Заказчика;</w:t>
       </w:r>
     </w:p>
     <w:p>
@@ -287,7 +272,7 @@
           <w:color w:val="000000"/>
           <w:sz w:val="24"/>
         </w:rPr>
-        <w:t>— не ломает чужие системы и отделку; если повредил сам — чинит или оплачивает ремонт по факту затрат, без штрафа сверху;</w:t>
+        <w:t>— не допускать повреждения инженерных систем и отделки Объекта; при причинении такого вреда по вине Подрядчика возместить Заказчику документально подтверждённые расходы на устранение;</w:t>
       </w:r>
     </w:p>
     <w:p>
@@ -302,7 +287,7 @@
           <w:color w:val="000000"/>
           <w:sz w:val="24"/>
         </w:rPr>
-        <w:t>— не привлекает посторонних людей на объект без согласия Заказчика.</w:t>
+        <w:t>— не допускать на Объект третьих лиц без согласия Заказчика.</w:t>
       </w:r>
     </w:p>
     <w:p>
@@ -317,7 +302,7 @@
           <w:color w:val="000000"/>
           <w:sz w:val="24"/>
         </w:rPr>
-        <w:t>2.2. Заказчик:</w:t>
+        <w:t>2.2. Заказчик обязан:</w:t>
       </w:r>
     </w:p>
     <w:p>
@@ -332,7 +317,7 @@
           <w:color w:val="000000"/>
           <w:sz w:val="24"/>
         </w:rPr>
-        <w:t>— даёт допуск на объект, проходки, места складирования и контакт ответственного на площадке;</w:t>
+        <w:t>— обеспечить Подрядчику доступ на Объект, места складирования и контакт ответственного представителя;</w:t>
       </w:r>
     </w:p>
     <w:p>
@@ -347,7 +332,7 @@
           <w:color w:val="000000"/>
           <w:sz w:val="24"/>
         </w:rPr>
-        <w:t>— передаёт проект, уточнения и график;</w:t>
+        <w:t>— передать рабочую документацию и график производства Работ;</w:t>
       </w:r>
     </w:p>
     <w:p>
@@ -362,7 +347,7 @@
           <w:color w:val="000000"/>
           <w:sz w:val="24"/>
         </w:rPr>
-        <w:t>— привозит, разгружает и поднимает оборудование и материалы к месту работы;</w:t>
+        <w:t>— осуществить поставку, разгрузку и подъём оборудования и материалов к месту производства Работ;</w:t>
       </w:r>
     </w:p>
     <w:p>
@@ -377,7 +362,7 @@
           <w:color w:val="000000"/>
           <w:sz w:val="24"/>
         </w:rPr>
-        <w:t>— обеспечивает леса/подъёмник/люльку, если без них монтаж невозможен, либо заранее договаривается, кто это даёт;</w:t>
+        <w:t>— при необходимости производства работ на высоте обеспечить средства подмащивания (леса, подъёмник, люльку) либо заранее согласовать с Подрядчиком порядок их предоставления;</w:t>
       </w:r>
     </w:p>
     <w:p>
@@ -392,7 +377,7 @@
           <w:color w:val="000000"/>
           <w:sz w:val="24"/>
         </w:rPr>
-        <w:t>— делает официальную исполнительную документацию для надзора; бригада помогает фотофиксацией и отметками по факту;</w:t>
+        <w:t>— оформить исполнительную документацию, требуемую органами надзора; Подрядчик оказывает содействие путём фотофиксации и передачи сведений о фактически выполненных работах;</w:t>
       </w:r>
     </w:p>
     <w:p>
@@ -407,7 +392,7 @@
           <w:color w:val="000000"/>
           <w:sz w:val="24"/>
         </w:rPr>
-        <w:t>— согласовывает работу смежников, чтобы бригаде не мешали;</w:t>
+        <w:t>— координировать работу смежных подрядчиков;</w:t>
       </w:r>
     </w:p>
     <w:p>
@@ -422,7 +407,7 @@
           <w:color w:val="000000"/>
           <w:sz w:val="24"/>
         </w:rPr>
-        <w:t>— принимает и оплачивает Работы по этому договору.</w:t>
+        <w:t>— принять и оплатить результат Работ.</w:t>
       </w:r>
     </w:p>
     <w:p>
@@ -438,7 +423,7 @@
           <w:color w:val="000000"/>
           <w:sz w:val="24"/>
         </w:rPr>
-        <w:t>2.3. Не входит в работу бригады и с неё не спрашивается: разработка ППР, стройгенплан, ограждение площадки, бытовой городок, мойка колёс, освещение стройки, земляные работы, краны, лаборатория, банковская гарантия, штрафы генподрядчика / техзаказчика / стройнадзора, поставка оборудования.</w:t>
+        <w:t>2.3. Не относятся к обязательствам Подрядчика по настоящему Договору: разработка проекта производства работ и стройгенплана, устройство ограждения строительной площадки, бытового городка, пункта мойки колёс, освещения площадки, выполнение земляных работ, эксплуатация грузоподъёмных кранов, лабораторные испытания, предоставление банковской гарантии, поставка оборудования, а также уплата штрафов и неустоек, предъявленных Заказчику генподрядчиком, техническим заказчиком, органами надзора либо иными третьими лицами.</w:t>
       </w:r>
     </w:p>
     <w:p>
@@ -455,7 +440,7 @@
           <w:color w:val="000000"/>
           <w:sz w:val="26"/>
         </w:rPr>
-        <w:t>3. СРОКИ</w:t>
+        <w:t>3. СРОКИ ВЫПОЛНЕНИЯ РАБОТ</w:t>
       </w:r>
     </w:p>
     <w:p>
@@ -471,7 +456,7 @@
           <w:color w:val="000000"/>
           <w:sz w:val="24"/>
         </w:rPr>
-        <w:t>3.1. Начало: 20 июля 2026 г. Окончание: 20 сентября 2026 г. Этапы — приложение № 2.</w:t>
+        <w:t>3.1. Срок начала Работ — 20 июля 2026 г. Срок окончания Работ — 20 сентября 2026 г. Промежуточные сроки определяются Приложением № 2.</w:t>
       </w:r>
     </w:p>
     <w:p>
@@ -487,7 +472,7 @@
           <w:color w:val="000000"/>
           <w:sz w:val="24"/>
         </w:rPr>
-        <w:t>3.2. Сроки сдвигаются на время, пока нет допуска, материалов, готовности помещений, оплаты или пока идут указания на переделку не по вине бригады. Это фиксируется перепиской (см. п. 9.2).</w:t>
+        <w:t>3.2. Сроки подлежат соразмерному продлению при задержке предоставления доступа на Объект, материалов, строительной готовности, оплаты, а также при производстве работ, не обусловленных виной Подрядчика. Продление фиксируется в порядке пункта 10.2 Договора.</w:t>
       </w:r>
     </w:p>
     <w:p>
@@ -503,7 +488,7 @@
           <w:color w:val="000000"/>
           <w:sz w:val="24"/>
         </w:rPr>
-        <w:t>3.3. Можно закончить раньше, если Заказчик принимает работу.</w:t>
+        <w:t>3.3. По согласованию Сторон Работы могут быть выполнены досрочно.</w:t>
       </w:r>
     </w:p>
     <w:p>
@@ -520,7 +505,7 @@
           <w:color w:val="000000"/>
           <w:sz w:val="26"/>
         </w:rPr>
-        <w:t>4. ЦЕНА И ОПЛАТА</w:t>
+        <w:t>4. ЦЕНА ДОГОВОРА И ПОРЯДОК РАСЧЁТОВ</w:t>
       </w:r>
     </w:p>
     <w:p>
@@ -536,7 +521,7 @@
           <w:color w:val="000000"/>
           <w:sz w:val="24"/>
         </w:rPr>
-        <w:t>4.1. Цена Работ: _________________ (________________________________) рублей. НДС: ☐ не облагается / ☐ включён / ☐ сверху — нужное отметить. Цена твёрдая на объём приложения № 3.</w:t>
+        <w:t>4.1. Цена Договора составляет _________________ (________________________________) рублей. НДС: не облагается / включён в цену / начисляется сверх цены (нужное указать). Цена является твёрдой применительно к объёму, указанному в Приложении № 3.</w:t>
       </w:r>
     </w:p>
     <w:p>
@@ -552,7 +537,7 @@
           <w:color w:val="000000"/>
           <w:sz w:val="24"/>
         </w:rPr>
-        <w:t>4.2. В цену входят работа бригады, её инструмент и командировка. Не входят: оборудование, кабель, разъёмы, антенны, щиты, крепёж из проекта, подъёмники, вывоз контейнера с мусором.</w:t>
+        <w:t>4.2. В цену включены стоимость Работ, инструмента Подрядчика и расходов, связанных с пребыванием персонала на Объекте. Не включены стоимость оборудования, кабельной продукции, разъёмов, антенн, щитового оборудования, проектного крепежа, средств подмащивания и вывоза контейнера со строительными отходами.</w:t>
       </w:r>
     </w:p>
     <w:p>
@@ -568,7 +553,7 @@
           <w:color w:val="000000"/>
           <w:sz w:val="24"/>
         </w:rPr>
-        <w:t>4.3. Аванс: ______ % цены в течение 5 рабочих дней после подписания договора. Без аванса бригада на объект не выходит, если аванс предусмотрен.</w:t>
+        <w:t>4.3. Заказчик выплачивает аванс в размере ______ % цены Договора в течение 5 (пяти) рабочих дней с даты подписания Договора. Если условие об авансе согласовано, начало Работ обусловлено его поступлением.</w:t>
       </w:r>
     </w:p>
     <w:p>
@@ -584,7 +569,7 @@
           <w:color w:val="000000"/>
           <w:sz w:val="24"/>
         </w:rPr>
-        <w:t>4.4. Дальше Заказчик платит по факту: не реже двух раз в месяц за принятый объём. Оплата — в течение 5 рабочих дней после подписания акта (приложение № 5). Гарантийное удержание, «резерв на штрафы» и банковская гарантия не применяются.</w:t>
+        <w:t>4.4. Последующие платежи производятся за фактически принятые объёмы не реже двух раз в месяц в течение 5 (пяти) рабочих дней с даты подписания акта (Приложение № 5). Гарантийное удержание и банковская гарантия не применяются.</w:t>
       </w:r>
     </w:p>
     <w:p>
@@ -600,7 +585,7 @@
           <w:color w:val="000000"/>
           <w:sz w:val="24"/>
         </w:rPr>
-        <w:t>4.5. Доп. работы (не из приложения № 3) — только по письменному согласованию цены, иначе не оплачиваются и не обязательны.</w:t>
+        <w:t>4.5. Работы, не предусмотренные Приложением № 3, выполняются и оплачиваются только при условии предварительного письменного согласования их состава и цены.</w:t>
       </w:r>
     </w:p>
     <w:p>
@@ -616,7 +601,7 @@
           <w:color w:val="000000"/>
           <w:sz w:val="24"/>
         </w:rPr>
-        <w:t>4.6. Расчёты в рублях на реквизиты Исполнителя в конце договора. Дата оплаты — день поступления денег.</w:t>
+        <w:t>4.6. Расчёты производятся в рублях Российской Федерации по реквизитам Подрядчика, указанным в разделе 11. Датой оплаты считается дата зачисления денежных средств на счёт Подрядчика.</w:t>
       </w:r>
     </w:p>
     <w:p>
@@ -633,7 +618,7 @@
           <w:color w:val="000000"/>
           <w:sz w:val="26"/>
         </w:rPr>
-        <w:t>5. ПРИЁМКА</w:t>
+        <w:t>5. СДАЧА-ПРИЁМКА РАБОТ</w:t>
       </w:r>
     </w:p>
     <w:p>
@@ -649,7 +634,7 @@
           <w:color w:val="000000"/>
           <w:sz w:val="24"/>
         </w:rPr>
-        <w:t>5.1. Сдают частями (этап или две недели) и целиком в конце. Документ — простой акт (приложение № 5). КС-2/КС-3 не обязательны, если обе стороны не попросят.</w:t>
+        <w:t>5.1. Приёмка осуществляется поэтапно и по завершении Работ в целом. Результат оформляется актом по форме Приложения № 5. Применение форм КС-2 и КС-3 не является обязательным, если Стороны не договорятся об ином.</w:t>
       </w:r>
     </w:p>
     <w:p>
@@ -665,7 +650,7 @@
           <w:color w:val="000000"/>
           <w:sz w:val="24"/>
         </w:rPr>
-        <w:t>5.2. Заказчик смотрит работу 5 рабочих дней. Либо подписывает акт, либо пишет, что именно переделать. Если молчит — работа считается принятой, и её нужно оплатить.</w:t>
+        <w:t>5.2. Заказчик в течение 5 (пяти) рабочих дней с даты получения акта подписывает его либо направляет мотивированный отказ с перечнем недостатков, подлежащих устранению. При ненаправлении отказа в указанный срок Работы считаются принятыми и подлежат оплате.</w:t>
       </w:r>
     </w:p>
     <w:p>
@@ -681,7 +666,7 @@
           <w:color w:val="000000"/>
           <w:sz w:val="24"/>
         </w:rPr>
-        <w:t>5.3. Мелкие замечания, которые не мешают пользоваться системой, не останавливают оплату. Их закрывают в разумный срок в ходе гарантии.</w:t>
+        <w:t>5.3. Наличие недостатков, не препятствующих использованию результата Работ по назначению, не является основанием для отказа в приёмке и оплате. Такие недостатки устраняются Подрядчиком в гарантийный срок.</w:t>
       </w:r>
     </w:p>
     <w:p>
@@ -698,7 +683,7 @@
           <w:color w:val="000000"/>
           <w:sz w:val="26"/>
         </w:rPr>
-        <w:t>6. КАЧЕСТВО (БЕЗ ШТРАФОВ)</w:t>
+        <w:t>6. ГАРАНТИЙНЫЕ ОБЯЗАТЕЛЬСТВА</w:t>
       </w:r>
     </w:p>
     <w:p>
@@ -714,7 +699,7 @@
           <w:color w:val="000000"/>
           <w:sz w:val="24"/>
         </w:rPr>
-        <w:t>6.1. Гарантия на монтаж (крепёж, разъёмы, прокладка, подключения, выполненные бригадой) — 12 месяцев с даты итогового акта. На само оборудование и материалы гарантия завода и того, кто их поставил, не бригады.</w:t>
+        <w:t>6.1. Гарантийный срок на результат монтажных работ, выполненных Подрядчиком, составляет 12 (двенадцать) месяцев с даты подписания итогового акта сдачи-приёмки. Гарантия изготовителя на оборудование и материалы, поставленные Заказчиком, Подрядчиком не предоставляется.</w:t>
       </w:r>
     </w:p>
     <w:p>
@@ -730,7 +715,7 @@
           <w:color w:val="000000"/>
           <w:sz w:val="24"/>
         </w:rPr>
-        <w:t>6.2. Гарантия не действует, если систему крутили другие люди, били, мочили, эксплуатировали не по инструкции или дефект из-за проекта / заводского брака материала.</w:t>
+        <w:t>6.2. Гарантия не распространяется на недостатки, возникшие вследствие вмешательства третьих лиц, нарушения правил эксплуатации, механических повреждений, воздействия влаги, ошибок проектной документации либо заводского брака изделий, поставленных Заказчиком.</w:t>
       </w:r>
     </w:p>
     <w:p>
@@ -746,39 +731,7 @@
           <w:color w:val="000000"/>
           <w:sz w:val="24"/>
         </w:rPr>
-        <w:t>6.3. Заказчик пишет о дефекте (можно фото в мессенджер). Исполнитель приезжает посмотреть в течение 10 рабочих дней и за свой счёт чинит то, что сделал плохо. Если вины бригады нет — ремонт за счёт Заказчика.</w:t>
-      </w:r>
-    </w:p>
-    <w:p>
-      <w:pPr>
-        <w:spacing w:after="120" w:before="0" w:line="240" w:lineRule="auto"/>
-        <w:ind w:firstLine="709"/>
-      </w:pPr>
-      <w:r>
-        <w:rPr>
-          <w:rFonts w:ascii="Times New Roman" w:hAnsi="Times New Roman" w:cs="Times New Roman" w:eastAsia="Times New Roman"/>
-          <w:b w:val="0"/>
-          <w:i w:val="0"/>
-          <w:color w:val="000000"/>
-          <w:sz w:val="24"/>
-        </w:rPr>
-        <w:t>6.4. Штрафов, пеней и неустоек по этому договору нет. Нет «неограниченной ответственности», нет оплаты упущенной выгоды и штрафов третьих лиц (генподрядчик, техзаказчик, стройнадзор, арендодатель).</w:t>
-      </w:r>
-    </w:p>
-    <w:p>
-      <w:pPr>
-        <w:spacing w:after="120" w:before="0" w:line="240" w:lineRule="auto"/>
-        <w:ind w:firstLine="709"/>
-      </w:pPr>
-      <w:r>
-        <w:rPr>
-          <w:rFonts w:ascii="Times New Roman" w:hAnsi="Times New Roman" w:cs="Times New Roman" w:eastAsia="Times New Roman"/>
-          <w:b w:val="0"/>
-          <w:i w:val="0"/>
-          <w:color w:val="000000"/>
-          <w:sz w:val="24"/>
-        </w:rPr>
-        <w:t>6.5. Если бригада своей работой реально повредила чужое имущество — возмещается только подтверждённый ремонт или замена, без надбавки «за наказание».</w:t>
+        <w:t>6.3. Заказчик уведомляет Подрядчика о выявленных недостатках в письменной форме, в том числе с приложением фотоматериалов. Подрядчик проводит осмотр в течение 10 (десяти) рабочих дней и устраняет подтверждённые недостатки, вызванные ненадлежащим выполнением Работ, за свой счёт. При отсутствии вины Подрядчика устранение производится за счёт Заказчика.</w:t>
       </w:r>
     </w:p>
     <w:p>
@@ -795,7 +748,7 @@
           <w:color w:val="000000"/>
           <w:sz w:val="26"/>
         </w:rPr>
-        <w:t>7. БЕЗОПАСНОСТЬ НА ПЛОЩАДКЕ</w:t>
+        <w:t>7. ОТВЕТСТВЕННОСТЬ СТОРОН</w:t>
       </w:r>
     </w:p>
     <w:p>
@@ -811,7 +764,7 @@
           <w:color w:val="000000"/>
           <w:sz w:val="24"/>
         </w:rPr>
-        <w:t>7.1. Бригада соблюдает правила объекта и охраны труда: каска, жилет, обувь, высота только с привязью, без алкоголя и наркотиков.</w:t>
+        <w:t>7.1. Неустойка, пеня и штраф по настоящему Договору не устанавливаются.</w:t>
       </w:r>
     </w:p>
     <w:p>
@@ -827,7 +780,7 @@
           <w:color w:val="000000"/>
           <w:sz w:val="24"/>
         </w:rPr>
-        <w:t>7.2. Заказчик проводит вводный инструктаж и даёт правила площадки. Наряд-допуск на высоту и огневые работы, если их требует объект, оформляет сторона, у которой есть допуск к системе нарядов — как правило Заказчик; бригада расписывается и выполняет.</w:t>
+        <w:t>7.2. Подрядчик не несёт ответственности за упущенную выгоду Заказчика, а также за штрафы, пени и убытки, предъявленные Заказчику третьими лицами, включая генподрядчика, технического заказчика, органы надзора и эксплуатирующую организацию.</w:t>
       </w:r>
     </w:p>
     <w:p>
@@ -843,7 +796,7 @@
           <w:color w:val="000000"/>
           <w:sz w:val="24"/>
         </w:rPr>
-        <w:t>7.3. Нарушение п. 7.1 — отстранение человека с объекта до исправления, без денежного штрафа по этому договору. Пьяный на площадке на объект больше не допускается.</w:t>
+        <w:t>7.3. При причинении Подрядчиком вреда имуществу Заказчика либо третьих лиц возмещению подлежат только документально подтверждённые расходы на ремонт или замену повреждённого имущества.</w:t>
       </w:r>
     </w:p>
     <w:p>
@@ -859,7 +812,7 @@
           <w:color w:val="000000"/>
           <w:sz w:val="24"/>
         </w:rPr>
-        <w:t>7.4. Таблица штрафов генподрядчика (ограждение, мойка колёс, бытовки, каски по 200–400 тыс. руб. и т.п.) к Исполнителю не применяется и в этот договор не входит.</w:t>
+        <w:t>7.4. Стороны освобождаются от ответственности за неисполнение обязательств, вызванное обстоятельствами непреодолимой силы.</w:t>
       </w:r>
     </w:p>
     <w:p>
@@ -876,7 +829,7 @@
           <w:color w:val="000000"/>
           <w:sz w:val="26"/>
         </w:rPr>
-        <w:t>8. ЕСЛИ ДОГОВОР ПРЕКРАЩАЕТСЯ</w:t>
+        <w:t>8. ОХРАНА ТРУДА</w:t>
       </w:r>
     </w:p>
     <w:p>
@@ -892,7 +845,7 @@
           <w:color w:val="000000"/>
           <w:sz w:val="24"/>
         </w:rPr>
-        <w:t>8.1. Можно закончить по согласию сторон в любой момент.</w:t>
+        <w:t>8.1. Подрядчик обеспечивает соблюдение персоналом требований охраны труда и правил пребывания на Объекте, применение средств индивидуальной защиты, производство работ на высоте с использованием страховочной привязи, недопущение нахождения персонала на Объекте в состоянии алкогольного или наркотического опьянения.</w:t>
       </w:r>
     </w:p>
     <w:p>
@@ -908,7 +861,7 @@
           <w:color w:val="000000"/>
           <w:sz w:val="24"/>
         </w:rPr>
-        <w:t>8.2. Заказчик может отказаться, письменно предупредив за 5 рабочих дней. Он оплачивает уже сделанное и согласованные материалы/выезд, которые бригада уже понесла.</w:t>
+        <w:t>8.2. Заказчик проводит вводный инструктаж и доводит правила Объекта. Наряды-допуски на работы повышенной опасности, если они требуются правилами Объекта, оформляет Заказчик; персонал Подрядчика ознакамливается с ними под роспись и исполняет.</w:t>
       </w:r>
     </w:p>
     <w:p>
@@ -924,7 +877,23 @@
           <w:color w:val="000000"/>
           <w:sz w:val="24"/>
         </w:rPr>
-        <w:t>8.3. Исполнитель может отказаться, предупредив за 5 рабочих дней, если больше 10 рабочих дней нет оплаты, допуска или материалов, либо объём сильно меняют без новой цены.</w:t>
+        <w:t>8.3. За нарушение пункта 8.1 Заказчик вправе отстранить соответствующего работника от производства Работ до устранения нарушения. Денежные штрафные санкции за такие нарушения Договором не предусмотрены. Лицо, находившееся на Объекте в состоянии опьянения, к дальнейшему производству Работ не допускается.</w:t>
+      </w:r>
+    </w:p>
+    <w:p>
+      <w:pPr>
+        <w:spacing w:after="120" w:before="0" w:line="240" w:lineRule="auto"/>
+        <w:ind w:firstLine="709"/>
+      </w:pPr>
+      <w:r>
+        <w:rPr>
+          <w:rFonts w:ascii="Times New Roman" w:hAnsi="Times New Roman" w:cs="Times New Roman" w:eastAsia="Times New Roman"/>
+          <w:b w:val="0"/>
+          <w:i w:val="0"/>
+          <w:color w:val="000000"/>
+          <w:sz w:val="24"/>
+        </w:rPr>
+        <w:t>8.4. Требования и штрафные санкции генподрядчика (технического заказчика) по организации строительной площадки к Подрядчику по настоящему Договору не применяются.</w:t>
       </w:r>
     </w:p>
     <w:p>
@@ -941,7 +910,7 @@
           <w:color w:val="000000"/>
           <w:sz w:val="26"/>
         </w:rPr>
-        <w:t>9. ПРОЧЕЕ</w:t>
+        <w:t>9. ИЗМЕНЕНИЕ И РАСТОРЖЕНИЕ ДОГОВОРА</w:t>
       </w:r>
     </w:p>
     <w:p>
@@ -957,7 +926,7 @@
           <w:color w:val="000000"/>
           <w:sz w:val="24"/>
         </w:rPr>
-        <w:t>9.1. Споры — сначала разговор. Претензию смотрят 10 календарных дней. Потом — суд по месту Объекта (Москва).</w:t>
+        <w:t>9.1. Договор может быть расторгнут по соглашению Сторон.</w:t>
       </w:r>
     </w:p>
     <w:p>
@@ -973,7 +942,7 @@
           <w:color w:val="000000"/>
           <w:sz w:val="24"/>
         </w:rPr>
-        <w:t>9.2. Считать полученным сообщение в WhatsApp / Telegram / на e-mail из реквизитов, если есть отметка о прочтении или ответ. Договор, акты и доплаты лучше подписать на бумаге или через ЭДО, если он есть.</w:t>
+        <w:t>9.2. Заказчик вправе отказаться от Договора, предупредив Подрядчика в письменной форме за 5 (пять) рабочих дней, с оплатой фактически выполненных Работ и документально подтверждённых расходов Подрядчика, понесённых в связи с исполнением Договора.</w:t>
       </w:r>
     </w:p>
     <w:p>
@@ -989,39 +958,7 @@
           <w:color w:val="000000"/>
           <w:sz w:val="24"/>
         </w:rPr>
-        <w:t>9.3. Изменения — только письменно (в том числе переписка с явным «согласен» обеих сторон).</w:t>
-      </w:r>
-    </w:p>
-    <w:p>
-      <w:pPr>
-        <w:spacing w:after="120" w:before="0" w:line="240" w:lineRule="auto"/>
-        <w:ind w:firstLine="709"/>
-      </w:pPr>
-      <w:r>
-        <w:rPr>
-          <w:rFonts w:ascii="Times New Roman" w:hAnsi="Times New Roman" w:cs="Times New Roman" w:eastAsia="Times New Roman"/>
-          <w:b w:val="0"/>
-          <w:i w:val="0"/>
-          <w:color w:val="000000"/>
-          <w:sz w:val="24"/>
-        </w:rPr>
-        <w:t>9.4. Работает закон РФ. Если один пункт не сработает, остальные остаются.</w:t>
-      </w:r>
-    </w:p>
-    <w:p>
-      <w:pPr>
-        <w:spacing w:after="120" w:before="0" w:line="240" w:lineRule="auto"/>
-        <w:ind w:firstLine="709"/>
-      </w:pPr>
-      <w:r>
-        <w:rPr>
-          <w:rFonts w:ascii="Times New Roman" w:hAnsi="Times New Roman" w:cs="Times New Roman" w:eastAsia="Times New Roman"/>
-          <w:b w:val="0"/>
-          <w:i w:val="0"/>
-          <w:color w:val="000000"/>
-          <w:sz w:val="24"/>
-        </w:rPr>
-        <w:t>9.5. Два экземпляра, по одному каждой стороне. Договор действует, пока не рассчитались и не кончилась гарантия.</w:t>
+        <w:t>9.3. Подрядчик вправе отказаться от Договора, предупредив Заказчика в письменной форме за 5 (пять) рабочих дней, если Заказчик более 10 (десяти) рабочих дней не обеспечивает оплату, доступ на Объект либо поставку материалов, либо существенно изменяет объём Работ без согласования цены.</w:t>
       </w:r>
     </w:p>
     <w:p>
@@ -1038,7 +975,104 @@
           <w:color w:val="000000"/>
           <w:sz w:val="26"/>
         </w:rPr>
-        <w:t>10. РЕКВИЗИТЫ И ПОДПИСИ</w:t>
+        <w:t>10. ЗАКЛЮЧИТЕЛЬНЫЕ ПОЛОЖЕНИЯ</w:t>
+      </w:r>
+    </w:p>
+    <w:p>
+      <w:pPr>
+        <w:spacing w:after="120" w:before="0" w:line="240" w:lineRule="auto"/>
+        <w:ind w:firstLine="709"/>
+      </w:pPr>
+      <w:r>
+        <w:rPr>
+          <w:rFonts w:ascii="Times New Roman" w:hAnsi="Times New Roman" w:cs="Times New Roman" w:eastAsia="Times New Roman"/>
+          <w:b w:val="0"/>
+          <w:i w:val="0"/>
+          <w:color w:val="000000"/>
+          <w:sz w:val="24"/>
+        </w:rPr>
+        <w:t>10.1. Споры подлежат урегулированию путём переговоров. Срок рассмотрения претензии — 10 (десять) календарных дней. Неурегулированные споры рассматриваются судом по месту нахождения Объекта (г. Москва) в соответствии с законодательством Российской Федерации.</w:t>
+      </w:r>
+    </w:p>
+    <w:p>
+      <w:pPr>
+        <w:spacing w:after="120" w:before="0" w:line="240" w:lineRule="auto"/>
+        <w:ind w:firstLine="709"/>
+      </w:pPr>
+      <w:r>
+        <w:rPr>
+          <w:rFonts w:ascii="Times New Roman" w:hAnsi="Times New Roman" w:cs="Times New Roman" w:eastAsia="Times New Roman"/>
+          <w:b w:val="0"/>
+          <w:i w:val="0"/>
+          <w:color w:val="000000"/>
+          <w:sz w:val="24"/>
+        </w:rPr>
+        <w:t>10.2. Юридически значимые сообщения направляются по адресам электронной почты, указанным в разделе 11, а также по иным согласованным Сторонами каналам связи и считаются полученными в день отправки при наличии подтверждения доставки либо ответа адресата. Договор, акты и соглашения об изменении цены подписываются на бумажном носителе либо посредством электронного документооборота.</w:t>
+      </w:r>
+    </w:p>
+    <w:p>
+      <w:pPr>
+        <w:spacing w:after="120" w:before="0" w:line="240" w:lineRule="auto"/>
+        <w:ind w:firstLine="709"/>
+      </w:pPr>
+      <w:r>
+        <w:rPr>
+          <w:rFonts w:ascii="Times New Roman" w:hAnsi="Times New Roman" w:cs="Times New Roman" w:eastAsia="Times New Roman"/>
+          <w:b w:val="0"/>
+          <w:i w:val="0"/>
+          <w:color w:val="000000"/>
+          <w:sz w:val="24"/>
+        </w:rPr>
+        <w:t>10.3. Изменения Договора действительны при условии их оформления в письменной форме.</w:t>
+      </w:r>
+    </w:p>
+    <w:p>
+      <w:pPr>
+        <w:spacing w:after="120" w:before="0" w:line="240" w:lineRule="auto"/>
+        <w:ind w:firstLine="709"/>
+      </w:pPr>
+      <w:r>
+        <w:rPr>
+          <w:rFonts w:ascii="Times New Roman" w:hAnsi="Times New Roman" w:cs="Times New Roman" w:eastAsia="Times New Roman"/>
+          <w:b w:val="0"/>
+          <w:i w:val="0"/>
+          <w:color w:val="000000"/>
+          <w:sz w:val="24"/>
+        </w:rPr>
+        <w:t>10.4. Недействительность отдельного положения не влечёт недействительности Договора в целом.</w:t>
+      </w:r>
+    </w:p>
+    <w:p>
+      <w:pPr>
+        <w:spacing w:after="120" w:before="0" w:line="240" w:lineRule="auto"/>
+        <w:ind w:firstLine="709"/>
+      </w:pPr>
+      <w:r>
+        <w:rPr>
+          <w:rFonts w:ascii="Times New Roman" w:hAnsi="Times New Roman" w:cs="Times New Roman" w:eastAsia="Times New Roman"/>
+          <w:b w:val="0"/>
+          <w:i w:val="0"/>
+          <w:color w:val="000000"/>
+          <w:sz w:val="24"/>
+        </w:rPr>
+        <w:t>10.5. Договор составлен в двух экземплярах, имеющих равную юридическую силу, по одному для каждой из Сторон, вступает в силу с даты подписания и действует до полного исполнения обязательств, включая гарантийные.</w:t>
+      </w:r>
+    </w:p>
+    <w:p>
+      <w:pPr>
+        <w:spacing w:after="160" w:before="240" w:line="240" w:lineRule="auto"/>
+        <w:ind w:firstLine="0"/>
+        <w:jc w:val="center"/>
+      </w:pPr>
+      <w:r>
+        <w:rPr>
+          <w:rFonts w:ascii="Times New Roman" w:hAnsi="Times New Roman" w:cs="Times New Roman" w:eastAsia="Times New Roman"/>
+          <w:b/>
+          <w:i w:val="0"/>
+          <w:color w:val="000000"/>
+          <w:sz w:val="26"/>
+        </w:rPr>
+        <w:t>11. АДРЕСА, РЕКВИЗИТЫ И ПОДПИСИ СТОРОН</w:t>
       </w:r>
     </w:p>
     <w:tbl>
@@ -1090,7 +1124,7 @@
                 <w:color w:val="000000"/>
                 <w:sz w:val="22"/>
               </w:rPr>
-              <w:t>ИСПОЛНИТЕЛЬ</w:t>
+              <w:t>ПОДРЯДЧИК</w:t>
             </w:r>
           </w:p>
         </w:tc>
@@ -1113,26 +1147,26 @@
                 <w:color w:val="000000"/>
                 <w:sz w:val="22"/>
               </w:rPr>
-              <w:t>ФИО / ИП / самозанятый: ______________________</w:t>
+              <w:t>________________________________</w:t>
               <w:br/>
-              <w:t>Паспорт / ОГРНИП / ИНН: ______________________</w:t>
+              <w:t>ИНН / ОГРНИП / паспорт: ________</w:t>
               <w:br/>
-              <w:t>Адрес: ______________________________________</w:t>
+              <w:t>Адрес: _________________________</w:t>
               <w:br/>
-              <w:t>Тел.: ______________________________________</w:t>
+              <w:t>Тел.: __________________________</w:t>
               <w:br/>
-              <w:t>E-mail / мессенджер: ________________________</w:t>
+              <w:t>E-mail: ________________________</w:t>
               <w:br/>
-              <w:t>Счёт (если есть): ___________________________</w:t>
+              <w:t>Р/с: ___________________________</w:t>
               <w:br/>
-              <w:t>Банк: ______________________________________</w:t>
+              <w:t>Банк: __________________________</w:t>
               <w:br/>
-              <w:t>БИК / к/с: _________________________________</w:t>
+              <w:t>БИК / к/с: _____________________</w:t>
               <w:br/>
               <w:br/>
-              <w:t>Подпись _____________ / _________________</w:t>
+              <w:t>_________________ / __________ /</w:t>
               <w:br/>
-              <w:t>Дата ________________</w:t>
+              <w:t>М.П. (при наличии)</w:t>
             </w:r>
           </w:p>
         </w:tc>
@@ -1153,28 +1187,26 @@
                 <w:color w:val="000000"/>
                 <w:sz w:val="22"/>
               </w:rPr>
-              <w:t>ФИО бригадира: ______________________________</w:t>
+              <w:t>________________________________</w:t>
               <w:br/>
-              <w:t>Статус: ☐ ИП  ☐ самозанятый  ☐ физлицо</w:t>
+              <w:t>ИНН / ОГРНИП / паспорт: ________</w:t>
               <w:br/>
-              <w:t>Паспорт / ОГРНИП / ИНН: _____________________</w:t>
+              <w:t>Адрес: _________________________</w:t>
               <w:br/>
-              <w:t>Адрес: ______________________________________</w:t>
+              <w:t>Тел.: __________________________</w:t>
               <w:br/>
-              <w:t>Тел.: ______________________________________</w:t>
+              <w:t>E-mail: ________________________</w:t>
               <w:br/>
-              <w:t>E-mail / мессенджер: ________________________</w:t>
+              <w:t>Р/с: ___________________________</w:t>
               <w:br/>
-              <w:t>Счёт: ______________________________________</w:t>
+              <w:t>Банк: __________________________</w:t>
               <w:br/>
-              <w:t>Банк: ______________________________________</w:t>
-              <w:br/>
-              <w:t>БИК / к/с: _________________________________</w:t>
+              <w:t>БИК / к/с: _____________________</w:t>
               <w:br/>
               <w:br/>
-              <w:t>Подпись _____________ / _________________</w:t>
+              <w:t>_________________ / __________ /</w:t>
               <w:br/>
-              <w:t>Дата ________________</w:t>
+              <w:t>М.П. (при наличии)</w:t>
             </w:r>
           </w:p>
         </w:tc>
@@ -1197,7 +1229,7 @@
           <w:color w:val="000000"/>
           <w:sz w:val="24"/>
         </w:rPr>
-        <w:t>Приложения (часть договора):</w:t>
+        <w:t>Перечень приложений:</w:t>
       </w:r>
     </w:p>
     <w:p>
@@ -1212,7 +1244,7 @@
           <w:color w:val="000000"/>
           <w:sz w:val="24"/>
         </w:rPr>
-        <w:t>№ 1 — Что монтируем (краткое ТЗ для бригады)</w:t>
+        <w:t>Приложение № 1 — Техническое задание</w:t>
       </w:r>
     </w:p>
     <w:p>
@@ -1227,7 +1259,7 @@
           <w:color w:val="000000"/>
           <w:sz w:val="24"/>
         </w:rPr>
-        <w:t>№ 2 — График</w:t>
+        <w:t>Приложение № 2 — График выполнения работ</w:t>
       </w:r>
     </w:p>
     <w:p>
@@ -1242,7 +1274,7 @@
           <w:color w:val="000000"/>
           <w:sz w:val="24"/>
         </w:rPr>
-        <w:t>№ 3 — Объёмы (цены стороны вписывают сами)</w:t>
+        <w:t>Приложение № 3 — Ведомость объёмов и стоимости работ</w:t>
       </w:r>
     </w:p>
     <w:p>
@@ -1257,7 +1289,7 @@
           <w:color w:val="000000"/>
           <w:sz w:val="24"/>
         </w:rPr>
-        <w:t>№ 4 — Состав бригады</w:t>
+        <w:t>Приложение № 4 — Перечень персонала Подрядчика</w:t>
       </w:r>
     </w:p>
     <w:p>
@@ -1272,22 +1304,7 @@
           <w:color w:val="000000"/>
           <w:sz w:val="24"/>
         </w:rPr>
-        <w:t>№ 5 — Форма акта</w:t>
-      </w:r>
-    </w:p>
-    <w:p>
-      <w:pPr>
-        <w:spacing w:after="120" w:before="0" w:line="240" w:lineRule="auto"/>
-      </w:pPr>
-      <w:r>
-        <w:rPr>
-          <w:rFonts w:ascii="Times New Roman" w:hAnsi="Times New Roman" w:cs="Times New Roman" w:eastAsia="Times New Roman"/>
-          <w:b w:val="0"/>
-          <w:i/>
-          <w:color w:val="000000"/>
-          <w:sz w:val="20"/>
-        </w:rPr>
-        <w:t>Это черновик под вашу сделку с бригадой, не юридическая консультация. Перед подписью проверьте реквизиты, цену, статус Исполнителя (ИП / самозанятый / физлицо) и налоги.</w:t>
+        <w:t>Приложение № 5 — Форма акта сдачи-приёмки работ</w:t>
       </w:r>
     </w:p>
     <w:p>
@@ -1309,7 +1326,7 @@
           <w:color w:val="000000"/>
           <w:sz w:val="22"/>
         </w:rPr>
-        <w:t>Приложение № 1 к договору подряда № ______ от ______________</w:t>
+        <w:t>Приложение № 1 к Договору подряда № ______ от «____» ______________ 2026 г.</w:t>
       </w:r>
     </w:p>
     <w:p>
@@ -1326,7 +1343,7 @@
           <w:color w:val="000000"/>
           <w:sz w:val="28"/>
         </w:rPr>
-        <w:t>ЧТО МОНТИРУЕМ</w:t>
+        <w:t>ТЕХНИЧЕСКОЕ ЗАДАНИЕ</w:t>
       </w:r>
     </w:p>
     <w:p>
@@ -1342,157 +1359,7 @@
           <w:color w:val="000000"/>
           <w:sz w:val="24"/>
         </w:rPr>
-        <w:t>Система усиления сотовой связи (СУСС) на ЖК № 6, ул. Шеногина, зу. 2/17. Работать по альбомам ЖК6-Р-СУСС.ТХ и ЖК6-Р-СУСС.ЭМ и ведомости объёмов.</w:t>
-      </w:r>
-    </w:p>
-    <w:p>
-      <w:pPr>
-        <w:spacing w:after="120" w:before="0" w:line="240" w:lineRule="auto"/>
-      </w:pPr>
-      <w:r>
-        <w:rPr>
-          <w:rFonts w:ascii="Times New Roman" w:hAnsi="Times New Roman" w:cs="Times New Roman" w:eastAsia="Times New Roman"/>
-          <w:b/>
-          <w:i w:val="0"/>
-          <w:color w:val="000000"/>
-          <w:sz w:val="24"/>
-        </w:rPr>
-        <w:t>Бригада делает:</w:t>
-      </w:r>
-    </w:p>
-    <w:p>
-      <w:pPr>
-        <w:spacing w:after="60" w:before="0" w:line="240" w:lineRule="auto"/>
-      </w:pPr>
-      <w:r>
-        <w:rPr>
-          <w:rFonts w:ascii="Times New Roman" w:hAnsi="Times New Roman" w:cs="Times New Roman" w:eastAsia="Times New Roman"/>
-          <w:b w:val="0"/>
-          <w:i w:val="0"/>
-          <w:color w:val="000000"/>
-          <w:sz w:val="24"/>
-        </w:rPr>
-        <w:t>— прокладку ВЧ-кабеля 1/2" и 7/8" в лотках и по конструкциям, шаг крепления как в проекте (0,5 м для 1/2", 0,8 м для 7/8");</w:t>
-      </w:r>
-    </w:p>
-    <w:p>
-      <w:pPr>
-        <w:spacing w:after="60" w:before="0" w:line="240" w:lineRule="auto"/>
-      </w:pPr>
-      <w:r>
-        <w:rPr>
-          <w:rFonts w:ascii="Times New Roman" w:hAnsi="Times New Roman" w:cs="Times New Roman" w:eastAsia="Times New Roman"/>
-          <w:b w:val="0"/>
-          <w:i w:val="0"/>
-          <w:color w:val="000000"/>
-          <w:sz w:val="24"/>
-        </w:rPr>
-        <w:t>— монтаж антенн, делителей, ответвителей, комбайнеров, разъёмов 4.3-10, перемычек;</w:t>
-      </w:r>
-    </w:p>
-    <w:p>
-      <w:pPr>
-        <w:spacing w:after="60" w:before="0" w:line="240" w:lineRule="auto"/>
-      </w:pPr>
-      <w:r>
-        <w:rPr>
-          <w:rFonts w:ascii="Times New Roman" w:hAnsi="Times New Roman" w:cs="Times New Roman" w:eastAsia="Times New Roman"/>
-          <w:b w:val="0"/>
-          <w:i w:val="0"/>
-          <w:color w:val="000000"/>
-          <w:sz w:val="24"/>
-        </w:rPr>
-        <w:t>— щиты, силовые и заземляющие кабели, гофру и гильзы по разделу ЭМ, заделку проходок негорючим составом, который даёт Заказчик;</w:t>
-      </w:r>
-    </w:p>
-    <w:p>
-      <w:pPr>
-        <w:spacing w:after="60" w:before="0" w:line="240" w:lineRule="auto"/>
-      </w:pPr>
-      <w:r>
-        <w:rPr>
-          <w:rFonts w:ascii="Times New Roman" w:hAnsi="Times New Roman" w:cs="Times New Roman" w:eastAsia="Times New Roman"/>
-          <w:b w:val="0"/>
-          <w:i w:val="0"/>
-          <w:color w:val="000000"/>
-          <w:sz w:val="24"/>
-        </w:rPr>
-        <w:t>— маркировку кабелей из комплекта Заказчика;</w:t>
-      </w:r>
-    </w:p>
-    <w:p>
-      <w:pPr>
-        <w:spacing w:after="60" w:before="0" w:line="240" w:lineRule="auto"/>
-      </w:pPr>
-      <w:r>
-        <w:rPr>
-          <w:rFonts w:ascii="Times New Roman" w:hAnsi="Times New Roman" w:cs="Times New Roman" w:eastAsia="Times New Roman"/>
-          <w:b w:val="0"/>
-          <w:i w:val="0"/>
-          <w:color w:val="000000"/>
-          <w:sz w:val="24"/>
-        </w:rPr>
-        <w:t>— ПНР совместно с представителем Заказчика.</w:t>
-      </w:r>
-    </w:p>
-    <w:p>
-      <w:pPr>
-        <w:spacing w:after="120" w:before="0" w:line="240" w:lineRule="auto"/>
-      </w:pPr>
-      <w:r>
-        <w:rPr>
-          <w:rFonts w:ascii="Times New Roman" w:hAnsi="Times New Roman" w:cs="Times New Roman" w:eastAsia="Times New Roman"/>
-          <w:b/>
-          <w:i w:val="0"/>
-          <w:color w:val="000000"/>
-          <w:sz w:val="24"/>
-        </w:rPr>
-        <w:t>Заказчик даёт на объект:</w:t>
-      </w:r>
-    </w:p>
-    <w:p>
-      <w:pPr>
-        <w:spacing w:after="60" w:before="0" w:line="240" w:lineRule="auto"/>
-      </w:pPr>
-      <w:r>
-        <w:rPr>
-          <w:rFonts w:ascii="Times New Roman" w:hAnsi="Times New Roman" w:cs="Times New Roman" w:eastAsia="Times New Roman"/>
-          <w:b w:val="0"/>
-          <w:i w:val="0"/>
-          <w:color w:val="000000"/>
-          <w:sz w:val="24"/>
-        </w:rPr>
-        <w:t>— всё оборудование и материалы по проекту;</w:t>
-      </w:r>
-    </w:p>
-    <w:p>
-      <w:pPr>
-        <w:spacing w:after="60" w:before="0" w:line="240" w:lineRule="auto"/>
-      </w:pPr>
-      <w:r>
-        <w:rPr>
-          <w:rFonts w:ascii="Times New Roman" w:hAnsi="Times New Roman" w:cs="Times New Roman" w:eastAsia="Times New Roman"/>
-          <w:b w:val="0"/>
-          <w:i w:val="0"/>
-          <w:color w:val="000000"/>
-          <w:sz w:val="24"/>
-        </w:rPr>
-        <w:t>— доступ, ключи/сопровождение, место складирования;</w:t>
-      </w:r>
-    </w:p>
-    <w:p>
-      <w:pPr>
-        <w:spacing w:after="60" w:before="0" w:line="240" w:lineRule="auto"/>
-      </w:pPr>
-      <w:r>
-        <w:rPr>
-          <w:rFonts w:ascii="Times New Roman" w:hAnsi="Times New Roman" w:cs="Times New Roman" w:eastAsia="Times New Roman"/>
-          <w:b w:val="0"/>
-          <w:i w:val="0"/>
-          <w:color w:val="000000"/>
-          <w:sz w:val="24"/>
-        </w:rPr>
-        <w:t>— подъём материалов.</w:t>
+        <w:t>Устройство системы усиления сотовой связи (СУСС) на объекте «Жилой комплекс № 6», г. Москва, ул. Шеногина, зу. 2/17, кадастровый номер 77:08:0012003:2841.</w:t>
       </w:r>
     </w:p>
     <w:p>
@@ -1508,7 +1375,173 @@
           <w:color w:val="000000"/>
           <w:sz w:val="24"/>
         </w:rPr>
-        <w:t>Высоту подвеса антенн уточняют на месте с Заказчиком. Схему без согласования не меняют. Мусор — в контейнер Заказчика; вывоз контейнера не обязанность бригады.</w:t>
+        <w:t>Работы выполняются по рабочей документации ЖК6-Р-СУСС.ТХ, ЖК6-Р-СУСС.ЭМ и ведомости объёмов работ.</w:t>
+      </w:r>
+    </w:p>
+    <w:p>
+      <w:pPr>
+        <w:spacing w:after="120" w:before="0" w:line="240" w:lineRule="auto"/>
+      </w:pPr>
+      <w:r>
+        <w:rPr>
+          <w:rFonts w:ascii="Times New Roman" w:hAnsi="Times New Roman" w:cs="Times New Roman" w:eastAsia="Times New Roman"/>
+          <w:b w:val="0"/>
+          <w:i w:val="0"/>
+          <w:color w:val="000000"/>
+          <w:sz w:val="24"/>
+        </w:rPr>
+        <w:t>2.1. В объём Работ Подрядчика входит:</w:t>
+      </w:r>
+    </w:p>
+    <w:p>
+      <w:pPr>
+        <w:spacing w:after="60" w:before="0" w:line="240" w:lineRule="auto"/>
+      </w:pPr>
+      <w:r>
+        <w:rPr>
+          <w:rFonts w:ascii="Times New Roman" w:hAnsi="Times New Roman" w:cs="Times New Roman" w:eastAsia="Times New Roman"/>
+          <w:b w:val="0"/>
+          <w:i w:val="0"/>
+          <w:color w:val="000000"/>
+          <w:sz w:val="24"/>
+        </w:rPr>
+        <w:t>— прокладка ВЧ-кабеля 1/2" и 7/8" в лотках и по конструкциям здания с шагом крепления согласно рабочей документации (0,5 м для кабеля 1/2", 0,8 м для кабеля 7/8");</w:t>
+      </w:r>
+    </w:p>
+    <w:p>
+      <w:pPr>
+        <w:spacing w:after="60" w:before="0" w:line="240" w:lineRule="auto"/>
+      </w:pPr>
+      <w:r>
+        <w:rPr>
+          <w:rFonts w:ascii="Times New Roman" w:hAnsi="Times New Roman" w:cs="Times New Roman" w:eastAsia="Times New Roman"/>
+          <w:b w:val="0"/>
+          <w:i w:val="0"/>
+          <w:color w:val="000000"/>
+          <w:sz w:val="24"/>
+        </w:rPr>
+        <w:t>— монтаж антенн, делителей, ответвителей, комбайнеров, разъёмов 4.3-10, коммутационных перемычек;</w:t>
+      </w:r>
+    </w:p>
+    <w:p>
+      <w:pPr>
+        <w:spacing w:after="60" w:before="0" w:line="240" w:lineRule="auto"/>
+      </w:pPr>
+      <w:r>
+        <w:rPr>
+          <w:rFonts w:ascii="Times New Roman" w:hAnsi="Times New Roman" w:cs="Times New Roman" w:eastAsia="Times New Roman"/>
+          <w:b w:val="0"/>
+          <w:i w:val="0"/>
+          <w:color w:val="000000"/>
+          <w:sz w:val="24"/>
+        </w:rPr>
+        <w:t>— монтаж щитового оборудования, силовых и заземляющих кабельных линий, гофрированных труб и гильз по разделу ЭМ, противопожарная заделка проходок материалами Заказчика;</w:t>
+      </w:r>
+    </w:p>
+    <w:p>
+      <w:pPr>
+        <w:spacing w:after="60" w:before="0" w:line="240" w:lineRule="auto"/>
+      </w:pPr>
+      <w:r>
+        <w:rPr>
+          <w:rFonts w:ascii="Times New Roman" w:hAnsi="Times New Roman" w:cs="Times New Roman" w:eastAsia="Times New Roman"/>
+          <w:b w:val="0"/>
+          <w:i w:val="0"/>
+          <w:color w:val="000000"/>
+          <w:sz w:val="24"/>
+        </w:rPr>
+        <w:t>— маркировка кабельных линий комплектом, предоставленным Заказчиком;</w:t>
+      </w:r>
+    </w:p>
+    <w:p>
+      <w:pPr>
+        <w:spacing w:after="60" w:before="0" w:line="240" w:lineRule="auto"/>
+      </w:pPr>
+      <w:r>
+        <w:rPr>
+          <w:rFonts w:ascii="Times New Roman" w:hAnsi="Times New Roman" w:cs="Times New Roman" w:eastAsia="Times New Roman"/>
+          <w:b w:val="0"/>
+          <w:i w:val="0"/>
+          <w:color w:val="000000"/>
+          <w:sz w:val="24"/>
+        </w:rPr>
+        <w:t>— пусконаладочные работы совместно с представителем Заказчика.</w:t>
+      </w:r>
+    </w:p>
+    <w:p>
+      <w:pPr>
+        <w:spacing w:after="120" w:before="0" w:line="240" w:lineRule="auto"/>
+      </w:pPr>
+      <w:r>
+        <w:rPr>
+          <w:rFonts w:ascii="Times New Roman" w:hAnsi="Times New Roman" w:cs="Times New Roman" w:eastAsia="Times New Roman"/>
+          <w:b w:val="0"/>
+          <w:i w:val="0"/>
+          <w:color w:val="000000"/>
+          <w:sz w:val="24"/>
+        </w:rPr>
+        <w:t>2.2. Заказчик обеспечивает:</w:t>
+      </w:r>
+    </w:p>
+    <w:p>
+      <w:pPr>
+        <w:spacing w:after="60" w:before="0" w:line="240" w:lineRule="auto"/>
+      </w:pPr>
+      <w:r>
+        <w:rPr>
+          <w:rFonts w:ascii="Times New Roman" w:hAnsi="Times New Roman" w:cs="Times New Roman" w:eastAsia="Times New Roman"/>
+          <w:b w:val="0"/>
+          <w:i w:val="0"/>
+          <w:color w:val="000000"/>
+          <w:sz w:val="24"/>
+        </w:rPr>
+        <w:t>— поставку оборудования и материалов согласно рабочей документации;</w:t>
+      </w:r>
+    </w:p>
+    <w:p>
+      <w:pPr>
+        <w:spacing w:after="60" w:before="0" w:line="240" w:lineRule="auto"/>
+      </w:pPr>
+      <w:r>
+        <w:rPr>
+          <w:rFonts w:ascii="Times New Roman" w:hAnsi="Times New Roman" w:cs="Times New Roman" w:eastAsia="Times New Roman"/>
+          <w:b w:val="0"/>
+          <w:i w:val="0"/>
+          <w:color w:val="000000"/>
+          <w:sz w:val="24"/>
+        </w:rPr>
+        <w:t>— доступ на Объект и места складирования;</w:t>
+      </w:r>
+    </w:p>
+    <w:p>
+      <w:pPr>
+        <w:spacing w:after="60" w:before="0" w:line="240" w:lineRule="auto"/>
+      </w:pPr>
+      <w:r>
+        <w:rPr>
+          <w:rFonts w:ascii="Times New Roman" w:hAnsi="Times New Roman" w:cs="Times New Roman" w:eastAsia="Times New Roman"/>
+          <w:b w:val="0"/>
+          <w:i w:val="0"/>
+          <w:color w:val="000000"/>
+          <w:sz w:val="24"/>
+        </w:rPr>
+        <w:t>— подъём материалов к месту производства Работ.</w:t>
+      </w:r>
+    </w:p>
+    <w:p>
+      <w:pPr>
+        <w:spacing w:after="120" w:before="0" w:line="240" w:lineRule="auto"/>
+        <w:ind w:firstLine="709"/>
+      </w:pPr>
+      <w:r>
+        <w:rPr>
+          <w:rFonts w:ascii="Times New Roman" w:hAnsi="Times New Roman" w:cs="Times New Roman" w:eastAsia="Times New Roman"/>
+          <w:b w:val="0"/>
+          <w:i w:val="0"/>
+          <w:color w:val="000000"/>
+          <w:sz w:val="24"/>
+        </w:rPr>
+        <w:t>2.3. Высота подвеса антенн уточняется при монтаже по согласованию с Заказчиком. Изменение проектных решений без согласования с Заказчиком не допускается. Строительные отходы размещаются в контейнере Заказчика; вывоз контейнера осуществляет Заказчик.</w:t>
       </w:r>
     </w:p>
     <w:p>
@@ -1538,7 +1571,7 @@
           <w:color w:val="000000"/>
           <w:sz w:val="24"/>
         </w:rPr>
-        <w:t>Исполнитель _____________ / _____________</w:t>
+        <w:t>Подрядчик _____________ / _____________</w:t>
       </w:r>
     </w:p>
     <w:p>
@@ -1560,7 +1593,7 @@
           <w:color w:val="000000"/>
           <w:sz w:val="22"/>
         </w:rPr>
-        <w:t>Приложение № 2 к договору подряда № ______ от ______________</w:t>
+        <w:t>Приложение № 2 к Договору подряда № ______ от «____» ______________ 2026 г.</w:t>
       </w:r>
     </w:p>
     <w:p>
@@ -1577,7 +1610,7 @@
           <w:color w:val="000000"/>
           <w:sz w:val="28"/>
         </w:rPr>
-        <w:t>ГРАФИК</w:t>
+        <w:t>ГРАФИК ВЫПОЛНЕНИЯ РАБОТ</w:t>
       </w:r>
     </w:p>
     <w:tbl>
@@ -1631,7 +1664,7 @@
                 <w:color w:val="000000"/>
                 <w:sz w:val="20"/>
               </w:rPr>
-              <w:t>Этап</w:t>
+              <w:t>Наименование этапа</w:t>
             </w:r>
           </w:p>
         </w:tc>
@@ -1889,7 +1922,7 @@
                 <w:color w:val="000000"/>
                 <w:sz w:val="20"/>
               </w:rPr>
-              <w:t>ПНР</w:t>
+              <w:t>Пусконаладочные работы</w:t>
             </w:r>
           </w:p>
         </w:tc>
@@ -1949,7 +1982,7 @@
           <w:color w:val="000000"/>
           <w:sz w:val="24"/>
         </w:rPr>
-        <w:t>Даты сдвигаются по п. 3.2 договора (нет доступа, материалов, оплаты).</w:t>
+        <w:t>Сроки подлежат корректировке в случаях, предусмотренных пунктом 3.2 Договора.</w:t>
       </w:r>
     </w:p>
     <w:p>
@@ -1979,7 +2012,7 @@
           <w:color w:val="000000"/>
           <w:sz w:val="24"/>
         </w:rPr>
-        <w:t>Исполнитель _____________ / _____________</w:t>
+        <w:t>Подрядчик _____________ / _____________</w:t>
       </w:r>
     </w:p>
     <w:p>
@@ -2001,7 +2034,7 @@
           <w:color w:val="000000"/>
           <w:sz w:val="22"/>
         </w:rPr>
-        <w:t>Приложение № 3 к договору подряда № ______ от ______________</w:t>
+        <w:t>Приложение № 3 к Договору подряда № ______ от «____» ______________ 2026 г.</w:t>
       </w:r>
     </w:p>
     <w:p>
@@ -2018,7 +2051,7 @@
           <w:color w:val="000000"/>
           <w:sz w:val="28"/>
         </w:rPr>
-        <w:t>ОБЪЁМЫ МОНТАЖА</w:t>
+        <w:t>ВЕДОМОСТЬ ОБЪЁМОВ И СТОИМОСТИ РАБОТ</w:t>
       </w:r>
     </w:p>
     <w:p>
@@ -2029,11 +2062,11 @@
         <w:rPr>
           <w:rFonts w:ascii="Times New Roman" w:hAnsi="Times New Roman" w:cs="Times New Roman" w:eastAsia="Times New Roman"/>
           <w:b w:val="0"/>
-          <w:i/>
+          <w:i w:val="0"/>
           <w:color w:val="000000"/>
           <w:sz w:val="24"/>
         </w:rPr>
-        <w:t>Цены за единицу и сумму стороны вписывают сами. Количество — из ведомости объекта. Пустая цена не считается нулевой, пока строку не вычеркнут обе стороны.</w:t>
+        <w:t>Количество принято по ведомости объёмов объекта. Цену единицы и сумму Стороны указывают при подписании. Незаполненная графа цены не считается равной нулю до исключения строки по соглашению Сторон.</w:t>
       </w:r>
     </w:p>
     <w:tbl>
@@ -2089,7 +2122,7 @@
                 <w:color w:val="000000"/>
                 <w:sz w:val="20"/>
               </w:rPr>
-              <w:t>Работа</w:t>
+              <w:t>Наименование работ</w:t>
             </w:r>
           </w:p>
         </w:tc>
@@ -2110,7 +2143,7 @@
                 <w:color w:val="000000"/>
                 <w:sz w:val="20"/>
               </w:rPr>
-              <w:t>Ед.</w:t>
+              <w:t>Ед. изм.</w:t>
             </w:r>
           </w:p>
         </w:tc>
@@ -2217,7 +2250,7 @@
                 <w:color w:val="000000"/>
                 <w:sz w:val="20"/>
               </w:rPr>
-              <w:t>Кабель силовой ППГнг(А)-HF 3х6, прокладка</w:t>
+              <w:t>Прокладка кабеля ППГнг(А)-HF 3х6</w:t>
             </w:r>
           </w:p>
         </w:tc>
@@ -2343,7 +2376,7 @@
                 <w:color w:val="000000"/>
                 <w:sz w:val="20"/>
               </w:rPr>
-              <w:t>Гофра ПВХ d32 с крепежом, прокладка</w:t>
+              <w:t>Прокладка трубы гофрированной ПВХ d32 с крепежом</w:t>
             </w:r>
           </w:p>
         </w:tc>
@@ -2469,7 +2502,7 @@
                 <w:color w:val="000000"/>
                 <w:sz w:val="20"/>
               </w:rPr>
-              <w:t>Гильза стальная ВГП 50 + противопожарная заделка</w:t>
+              <w:t>Монтаж гильз из трубы стальной ВГП 50 с противопожарной заделкой</w:t>
             </w:r>
           </w:p>
         </w:tc>
@@ -2595,7 +2628,7 @@
                 <w:color w:val="000000"/>
                 <w:sz w:val="20"/>
               </w:rPr>
-              <w:t>Монтаж щита ЩР навесного</w:t>
+              <w:t>Монтаж щита распределительного навесного</w:t>
             </w:r>
           </w:p>
         </w:tc>
@@ -2721,7 +2754,7 @@
                 <w:color w:val="000000"/>
                 <w:sz w:val="20"/>
               </w:rPr>
-              <w:t>Щит ЩРН-П-18 и комплектация щита (по проекту)</w:t>
+              <w:t>Монтаж щита ЩРН-П-18 и комплектация согласно проекту</w:t>
             </w:r>
           </w:p>
         </w:tc>
@@ -2847,7 +2880,7 @@
                 <w:color w:val="000000"/>
                 <w:sz w:val="20"/>
               </w:rPr>
-              <w:t>Провод заземления ПуГПнг(А)-HF 1х10, прокладка</w:t>
+              <w:t>Прокладка провода заземления ПуГПнг(А)-HF 1х10</w:t>
             </w:r>
           </w:p>
         </w:tc>
@@ -2973,7 +3006,7 @@
                 <w:color w:val="000000"/>
                 <w:sz w:val="20"/>
               </w:rPr>
-              <w:t>Монтаж кросса КРН-32</w:t>
+              <w:t>Монтаж кросса оптического КРН-32</w:t>
             </w:r>
           </w:p>
         </w:tc>
@@ -3099,7 +3132,7 @@
                 <w:color w:val="000000"/>
                 <w:sz w:val="20"/>
               </w:rPr>
-              <w:t>Гибридный комбайнер 6 дБ + нагрузки</w:t>
+              <w:t>Монтаж гибридного комбайнера 6 дБ с нагрузками</w:t>
             </w:r>
           </w:p>
         </w:tc>
@@ -3225,7 +3258,7 @@
                 <w:color w:val="000000"/>
                 <w:sz w:val="20"/>
               </w:rPr>
-              <w:t>Делитель 2</w:t>
+              <w:t>Монтаж делителя мощности 2</w:t>
             </w:r>
           </w:p>
         </w:tc>
@@ -3351,7 +3384,7 @@
                 <w:color w:val="000000"/>
                 <w:sz w:val="20"/>
               </w:rPr>
-              <w:t>Делитель 3</w:t>
+              <w:t>Монтаж делителя мощности 3</w:t>
             </w:r>
           </w:p>
         </w:tc>
@@ -3477,7 +3510,7 @@
                 <w:color w:val="000000"/>
                 <w:sz w:val="20"/>
               </w:rPr>
-              <w:t>Делитель 4</w:t>
+              <w:t>Монтаж делителя мощности 4</w:t>
             </w:r>
           </w:p>
         </w:tc>
@@ -3603,7 +3636,7 @@
                 <w:color w:val="000000"/>
                 <w:sz w:val="20"/>
               </w:rPr>
-              <w:t>Ответвитель −5 дБ</w:t>
+              <w:t>Монтаж ответвителя −5 дБ</w:t>
             </w:r>
           </w:p>
         </w:tc>
@@ -3729,7 +3762,7 @@
                 <w:color w:val="000000"/>
                 <w:sz w:val="20"/>
               </w:rPr>
-              <w:t>Ответвитель −7 дБ</w:t>
+              <w:t>Монтаж ответвителя −7 дБ</w:t>
             </w:r>
           </w:p>
         </w:tc>
@@ -3855,7 +3888,7 @@
                 <w:color w:val="000000"/>
                 <w:sz w:val="20"/>
               </w:rPr>
-              <w:t>Ответвитель −8 дБ</w:t>
+              <w:t>Монтаж ответвителя −8 дБ</w:t>
             </w:r>
           </w:p>
         </w:tc>
@@ -3981,7 +4014,7 @@
                 <w:color w:val="000000"/>
                 <w:sz w:val="20"/>
               </w:rPr>
-              <w:t>Ответвитель −9 дБ</w:t>
+              <w:t>Монтаж ответвителя −9 дБ</w:t>
             </w:r>
           </w:p>
         </w:tc>
@@ -4107,7 +4140,7 @@
                 <w:color w:val="000000"/>
                 <w:sz w:val="20"/>
               </w:rPr>
-              <w:t>Ответвитель −10 дБ</w:t>
+              <w:t>Монтаж ответвителя −10 дБ</w:t>
             </w:r>
           </w:p>
         </w:tc>
@@ -4233,7 +4266,7 @@
                 <w:color w:val="000000"/>
                 <w:sz w:val="20"/>
               </w:rPr>
-              <w:t>Ответвитель −13 дБ</w:t>
+              <w:t>Монтаж ответвителя −13 дБ</w:t>
             </w:r>
           </w:p>
         </w:tc>
@@ -4359,7 +4392,7 @@
                 <w:color w:val="000000"/>
                 <w:sz w:val="20"/>
               </w:rPr>
-              <w:t>Ответвитель −15 дБ</w:t>
+              <w:t>Монтаж ответвителя −15 дБ</w:t>
             </w:r>
           </w:p>
         </w:tc>
@@ -4485,7 +4518,7 @@
                 <w:color w:val="000000"/>
                 <w:sz w:val="20"/>
               </w:rPr>
-              <w:t>Разъём 4.3-10f 1/2" прямой</w:t>
+              <w:t>Монтаж разъёма 4.3-10f 1/2" прямого</w:t>
             </w:r>
           </w:p>
         </w:tc>
@@ -4611,7 +4644,7 @@
                 <w:color w:val="000000"/>
                 <w:sz w:val="20"/>
               </w:rPr>
-              <w:t>Разъём 4.3-10f 1/2" угловой</w:t>
+              <w:t>Монтаж разъёма 4.3-10f 1/2" углового</w:t>
             </w:r>
           </w:p>
         </w:tc>
@@ -4737,7 +4770,7 @@
                 <w:color w:val="000000"/>
                 <w:sz w:val="20"/>
               </w:rPr>
-              <w:t>Разъём 4.3-10f 7/8"</w:t>
+              <w:t>Монтаж разъёма 4.3-10f 7/8"</w:t>
             </w:r>
           </w:p>
         </w:tc>
@@ -4863,7 +4896,7 @@
                 <w:color w:val="000000"/>
                 <w:sz w:val="20"/>
               </w:rPr>
-              <w:t>Разъём 4.3-10m 7/8"</w:t>
+              <w:t>Монтаж разъёма 4.3-10m 7/8"</w:t>
             </w:r>
           </w:p>
         </w:tc>
@@ -4989,7 +5022,7 @@
                 <w:color w:val="000000"/>
                 <w:sz w:val="20"/>
               </w:rPr>
-              <w:t>Антенна потолочная TQJ-0740XTLA-M</w:t>
+              <w:t>Монтаж антенны TQJ-0740XTLA-M</w:t>
             </w:r>
           </w:p>
         </w:tc>
@@ -5115,7 +5148,7 @@
                 <w:color w:val="000000"/>
                 <w:sz w:val="20"/>
               </w:rPr>
-              <w:t>Антенна потолочная AI698-2700V05i360A</w:t>
+              <w:t>Монтаж антенны AI698-2700V05i360A</w:t>
             </w:r>
           </w:p>
         </w:tc>
@@ -5241,7 +5274,7 @@
                 <w:color w:val="000000"/>
                 <w:sz w:val="20"/>
               </w:rPr>
-              <w:t>Антенна направленная TDJ-0738BJA-M</w:t>
+              <w:t>Монтаж антенны TDJ-0738BJA-M</w:t>
             </w:r>
           </w:p>
         </w:tc>
@@ -5367,7 +5400,7 @@
                 <w:color w:val="000000"/>
                 <w:sz w:val="20"/>
               </w:rPr>
-              <w:t>ВЧ кабель 1/2", прокладка</w:t>
+              <w:t>Прокладка ВЧ-кабеля 1/2"</w:t>
             </w:r>
           </w:p>
         </w:tc>
@@ -5493,7 +5526,7 @@
                 <w:color w:val="000000"/>
                 <w:sz w:val="20"/>
               </w:rPr>
-              <w:t>ВЧ кабель 7/8", прокладка</w:t>
+              <w:t>Прокладка ВЧ-кабеля 7/8"</w:t>
             </w:r>
           </w:p>
         </w:tc>
@@ -5619,7 +5652,7 @@
                 <w:color w:val="000000"/>
                 <w:sz w:val="20"/>
               </w:rPr>
-              <w:t>Перемычка 1/2" L=1 м</w:t>
+              <w:t>Монтаж перемычки 1/2" L=1 м</w:t>
             </w:r>
           </w:p>
         </w:tc>
@@ -5745,7 +5778,7 @@
                 <w:color w:val="000000"/>
                 <w:sz w:val="20"/>
               </w:rPr>
-              <w:t>Перемычка 1/2" L=2 м</w:t>
+              <w:t>Монтаж перемычки 1/2" L=2 м</w:t>
             </w:r>
           </w:p>
         </w:tc>
@@ -5871,7 +5904,7 @@
                 <w:color w:val="000000"/>
                 <w:sz w:val="20"/>
               </w:rPr>
-              <w:t>Гильза стальная ВГП 25 + заделка</w:t>
+              <w:t>Монтаж гильз из трубы стальной ВГП 25 с заделкой</w:t>
             </w:r>
           </w:p>
         </w:tc>
@@ -5997,7 +6030,7 @@
                 <w:color w:val="000000"/>
                 <w:sz w:val="20"/>
               </w:rPr>
-              <w:t>Гильза стальная ВГП 50 + заделка</w:t>
+              <w:t>Монтаж гильз из трубы стальной ВГП 50 с заделкой</w:t>
             </w:r>
           </w:p>
         </w:tc>
@@ -6123,7 +6156,7 @@
                 <w:color w:val="000000"/>
                 <w:sz w:val="20"/>
               </w:rPr>
-              <w:t>Лоток 200×50 с крепежом</w:t>
+              <w:t>Монтаж лотка 200×50 с системой крепления</w:t>
             </w:r>
           </w:p>
         </w:tc>
@@ -6249,7 +6282,7 @@
                 <w:color w:val="000000"/>
                 <w:sz w:val="20"/>
               </w:rPr>
-              <w:t>ПНР комплекса СУСС</w:t>
+              <w:t>Пусконаладочные работы комплекса СУСС</w:t>
             </w:r>
           </w:p>
         </w:tc>
@@ -6472,7 +6505,7 @@
           <w:color w:val="000000"/>
           <w:sz w:val="24"/>
         </w:rPr>
-        <w:t>Всего по договору: _______________ руб.</w:t>
+        <w:t>Всего по Договору: _______________ руб.</w:t>
       </w:r>
     </w:p>
     <w:p>
@@ -6497,7 +6530,7 @@
           <w:color w:val="000000"/>
           <w:sz w:val="24"/>
         </w:rPr>
-        <w:t>Исполнитель _____________ / _____________</w:t>
+        <w:t>Подрядчик _____________ / _____________</w:t>
       </w:r>
     </w:p>
     <w:p>
@@ -6519,7 +6552,7 @@
           <w:color w:val="000000"/>
           <w:sz w:val="22"/>
         </w:rPr>
-        <w:t>Приложение № 4 к договору подряда № ______ от ______________</w:t>
+        <w:t>Приложение № 4 к Договору подряда № ______ от «____» ______________ 2026 г.</w:t>
       </w:r>
     </w:p>
     <w:p>
@@ -6536,7 +6569,7 @@
           <w:color w:val="000000"/>
           <w:sz w:val="28"/>
         </w:rPr>
-        <w:t>СОСТАВ БРИГАДЫ</w:t>
+        <w:t>ПЕРЕЧЕНЬ ПЕРСОНАЛА ПОДРЯДЧИКА</w:t>
       </w:r>
     </w:p>
     <w:p>
@@ -6551,7 +6584,7 @@
           <w:color w:val="000000"/>
           <w:sz w:val="24"/>
         </w:rPr>
-        <w:t>Бригадир отвечает перед Заказчиком за работу людей из списка. Каждый член бригады подтверждает, что знает объект и правила площадки. Расчёт внутри бригады — дело бригадира, Заказчик платит бригадиру (если не договорились иначе отдельной распиской).</w:t>
+        <w:t>Подрядчик несёт ответственность перед Заказчиком за действия лиц, указанных в настоящем перечне. Расчёты между Подрядчиком и указанными лицами осуществляются Подрядчиком самостоятельно, если Стороны письменно не согласуют иной порядок оплаты.</w:t>
       </w:r>
     </w:p>
     <w:tbl>
@@ -6606,7 +6639,7 @@
                 <w:color w:val="000000"/>
                 <w:sz w:val="20"/>
               </w:rPr>
-              <w:t>ФИО</w:t>
+              <w:t>Ф.И.О.</w:t>
             </w:r>
           </w:p>
         </w:tc>
@@ -6648,7 +6681,7 @@
                 <w:color w:val="000000"/>
                 <w:sz w:val="20"/>
               </w:rPr>
-              <w:t>Роль (монтажник / ПНР / …)</w:t>
+              <w:t>Функция</w:t>
             </w:r>
           </w:p>
         </w:tc>
@@ -7526,7 +7559,7 @@
           <w:color w:val="000000"/>
           <w:sz w:val="24"/>
         </w:rPr>
-        <w:t>Исполнитель _____________ / _____________</w:t>
+        <w:t>Подрядчик _____________ / _____________</w:t>
       </w:r>
     </w:p>
     <w:p>
@@ -7548,7 +7581,7 @@
           <w:color w:val="000000"/>
           <w:sz w:val="22"/>
         </w:rPr>
-        <w:t>Приложение № 5 к договору подряда № ______ от ______________</w:t>
+        <w:t>Приложение № 5 к Договору подряда № ______ от «____» ______________ 2026 г.</w:t>
       </w:r>
     </w:p>
     <w:p>
@@ -7597,7 +7630,7 @@
           <w:color w:val="000000"/>
           <w:sz w:val="24"/>
         </w:rPr>
-        <w:t>Заказчик: ________________________________. Исполнитель: ________________________________. Объект: ЖК № 6, ул. Шеногина, зу. 2/17. Период: с __________ по __________.</w:t>
+        <w:t>Заказчик: ________________________________. Подрядчик: ________________________________. Объект: Жилой комплекс № 6, г. Москва, ул. Шеногина, зу. 2/17. Отчётный период: с __________ по __________.</w:t>
       </w:r>
     </w:p>
     <w:tbl>
@@ -7652,7 +7685,7 @@
                 <w:color w:val="000000"/>
                 <w:sz w:val="20"/>
               </w:rPr>
-              <w:t>Что сделано</w:t>
+              <w:t>Наименование работ</w:t>
             </w:r>
           </w:p>
         </w:tc>
@@ -7673,7 +7706,7 @@
                 <w:color w:val="000000"/>
                 <w:sz w:val="20"/>
               </w:rPr>
-              <w:t>Ед.</w:t>
+              <w:t>Ед. изм.</w:t>
             </w:r>
           </w:p>
         </w:tc>
@@ -8557,7 +8590,7 @@
           <w:color w:val="000000"/>
           <w:sz w:val="24"/>
         </w:rPr>
-        <w:t>Замечания Заказчика (или «без замечаний»): ________________________________________________</w:t>
+        <w:t>Замечания Заказчика: ________________________________________________</w:t>
       </w:r>
     </w:p>
     <w:p>
@@ -8572,7 +8605,7 @@
           <w:color w:val="000000"/>
           <w:sz w:val="24"/>
         </w:rPr>
-        <w:t>К оплате: _______________ руб. Аванс зачтён: _______________ руб. Доплатить: _______________ руб.</w:t>
+        <w:t>К оплате: _______________ руб. Зачтено аванса: _______________ руб. К перечислению: _______________ руб.</w:t>
       </w:r>
     </w:p>
     <w:p>
@@ -8592,7 +8625,7 @@
           <w:color w:val="000000"/>
           <w:sz w:val="24"/>
         </w:rPr>
-        <w:t>Сдал (Исполнитель) _____________ / _____________</w:t>
+        <w:t>Сдал: Подрядчик _____________ / _____________</w:t>
       </w:r>
     </w:p>
     <w:p>
@@ -8607,7 +8640,7 @@
           <w:color w:val="000000"/>
           <w:sz w:val="24"/>
         </w:rPr>
-        <w:t>Принял (Заказчик) _____________ / _____________</w:t>
+        <w:t>Принял: Заказчик _____________ / _____________</w:t>
       </w:r>
     </w:p>
     <w:sectPr>

--- a/templates/contracts/Договор_с_бригадой_ЖК6_Шеногина_упрощённый.docx
+++ b/templates/contracts/Договор_с_бригадой_ЖК6_Шеногина_упрощённый.docx
@@ -764,7 +764,7 @@
           <w:color w:val="000000"/>
           <w:sz w:val="24"/>
         </w:rPr>
-        <w:t>7.1. Неустойка, пеня и штраф по настоящему Договору не устанавливаются.</w:t>
+        <w:t>7.1. За просрочку выполнения Работ по вине Подрядчика Подрядчик уплачивает Заказчику неустойку в размере 0,05 % (пять сотых процента) стоимости невыполненных в срок Работ за каждый день просрочки, но не более 5 % (пяти процентов) цены Договора.</w:t>
       </w:r>
     </w:p>
     <w:p>
@@ -780,7 +780,7 @@
           <w:color w:val="000000"/>
           <w:sz w:val="24"/>
         </w:rPr>
-        <w:t>7.2. Подрядчик не несёт ответственности за упущенную выгоду Заказчика, а также за штрафы, пени и убытки, предъявленные Заказчику третьими лицами, включая генподрядчика, технического заказчика, органы надзора и эксплуатирующую организацию.</w:t>
+        <w:t>7.2. За просрочку оплаты по вине Заказчика Заказчик уплачивает Подрядчику неустойку в размере 0,05 % (пять сотых процента) суммы задолженности за каждый день просрочки, но не более 5 % (пяти процентов) цены Договора.</w:t>
       </w:r>
     </w:p>
     <w:p>
@@ -796,7 +796,7 @@
           <w:color w:val="000000"/>
           <w:sz w:val="24"/>
         </w:rPr>
-        <w:t>7.3. При причинении Подрядчиком вреда имуществу Заказчика либо третьих лиц возмещению подлежат только документально подтверждённые расходы на ремонт или замену повреждённого имущества.</w:t>
+        <w:t>7.3. Неустойка не начисляется за период, на который сроки продлены в соответствии с пунктом 3.2 Договора. Уплата неустойки не освобождает Стороны от исполнения обязательств в натуре. Иные штрафы, в том числе фиксированные санкции за нарушение требований охраны труда и организации строительной площадки, настоящим Договором не устанавливаются.</w:t>
       </w:r>
     </w:p>
     <w:p>
@@ -812,7 +812,39 @@
           <w:color w:val="000000"/>
           <w:sz w:val="24"/>
         </w:rPr>
-        <w:t>7.4. Стороны освобождаются от ответственности за неисполнение обязательств, вызванное обстоятельствами непреодолимой силы.</w:t>
+        <w:t>7.4. Подрядчик не несёт ответственности за упущенную выгоду Заказчика, а также за штрафы, пени и убытки, предъявленные Заказчику третьими лицами, включая генподрядчика, технического заказчика, органы надзора и эксплуатирующую организацию.</w:t>
+      </w:r>
+    </w:p>
+    <w:p>
+      <w:pPr>
+        <w:spacing w:after="120" w:before="0" w:line="240" w:lineRule="auto"/>
+        <w:ind w:firstLine="709"/>
+      </w:pPr>
+      <w:r>
+        <w:rPr>
+          <w:rFonts w:ascii="Times New Roman" w:hAnsi="Times New Roman" w:cs="Times New Roman" w:eastAsia="Times New Roman"/>
+          <w:b w:val="0"/>
+          <w:i w:val="0"/>
+          <w:color w:val="000000"/>
+          <w:sz w:val="24"/>
+        </w:rPr>
+        <w:t>7.5. При причинении Подрядчиком вреда имуществу Заказчика либо третьих лиц возмещению подлежат только документально подтверждённые расходы на ремонт или замену повреждённого имущества.</w:t>
+      </w:r>
+    </w:p>
+    <w:p>
+      <w:pPr>
+        <w:spacing w:after="120" w:before="0" w:line="240" w:lineRule="auto"/>
+        <w:ind w:firstLine="709"/>
+      </w:pPr>
+      <w:r>
+        <w:rPr>
+          <w:rFonts w:ascii="Times New Roman" w:hAnsi="Times New Roman" w:cs="Times New Roman" w:eastAsia="Times New Roman"/>
+          <w:b w:val="0"/>
+          <w:i w:val="0"/>
+          <w:color w:val="000000"/>
+          <w:sz w:val="24"/>
+        </w:rPr>
+        <w:t>7.6. Стороны освобождаются от ответственности за неисполнение обязательств, вызванное обстоятельствами непреодолимой силы.</w:t>
       </w:r>
     </w:p>
     <w:p>

--- a/templates/contracts/Договор_с_бригадой_ЖК6_Шеногина_упрощённый.docx
+++ b/templates/contracts/Договор_с_бригадой_ЖК6_Шеногина_упрощённый.docx
@@ -796,7 +796,7 @@
           <w:color w:val="000000"/>
           <w:sz w:val="24"/>
         </w:rPr>
-        <w:t>7.3. Неустойка не начисляется за период, на который сроки продлены в соответствии с пунктом 3.2 Договора. Уплата неустойки не освобождает Стороны от исполнения обязательств в натуре. Иные штрафы, в том числе фиксированные санкции за нарушение требований охраны труда и организации строительной площадки, настоящим Договором не устанавливаются.</w:t>
+        <w:t>7.3. Неустойка не начисляется за период, на который сроки продлены в соответствии с пунктом 3.2 Договора. Уплата неустойки не освобождает Стороны от исполнения обязательств в натуре. Штрафы за нарушение требований охраны труда и техники безопасности устанавливаются Приложением № 6. Штрафные санкции генподрядчика (технического заказчика) по организации строительной площадки к Подрядчику не применяются.</w:t>
       </w:r>
     </w:p>
     <w:p>
@@ -909,7 +909,7 @@
           <w:color w:val="000000"/>
           <w:sz w:val="24"/>
         </w:rPr>
-        <w:t>8.3. За нарушение пункта 8.1 Заказчик вправе отстранить соответствующего работника от производства Работ до устранения нарушения. Денежные штрафные санкции за такие нарушения Договором не предусмотрены. Лицо, находившееся на Объекте в состоянии опьянения, к дальнейшему производству Работ не допускается.</w:t>
+        <w:t>8.3. За нарушение пункта 8.1 и Приложения № 6 Заказчик вправе отстранить соответствующего работника от производства Работ до устранения нарушения и потребовать уплаты штрафа в размере, установленном Приложением № 6. Лицо, находившееся на Объекте в состоянии опьянения, к дальнейшему производству Работ не допускается.</w:t>
       </w:r>
     </w:p>
     <w:p>
@@ -925,7 +925,7 @@
           <w:color w:val="000000"/>
           <w:sz w:val="24"/>
         </w:rPr>
-        <w:t>8.4. Требования и штрафные санкции генподрядчика (технического заказчика) по организации строительной площадки к Подрядчику по настоящему Договору не применяются.</w:t>
+        <w:t>8.4. Штраф оформляется письменным уведомлением Заказчика с указанием факта, даты, времени и (при возможности) фотофиксации. Сумма штрафа удерживается из ближайшего платежа. Совокупный размер штрафов по Приложению № 6 за календарный месяц не может превышать 10 % цены Договора.</w:t>
       </w:r>
     </w:p>
     <w:p>
@@ -1326,6 +1326,21 @@
     </w:p>
     <w:p>
       <w:pPr>
+        <w:spacing w:after="40" w:before="0" w:line="240" w:lineRule="auto"/>
+      </w:pPr>
+      <w:r>
+        <w:rPr>
+          <w:rFonts w:ascii="Times New Roman" w:hAnsi="Times New Roman" w:cs="Times New Roman" w:eastAsia="Times New Roman"/>
+          <w:b w:val="0"/>
+          <w:i w:val="0"/>
+          <w:color w:val="000000"/>
+          <w:sz w:val="24"/>
+        </w:rPr>
+        <w:t>Приложение № 5 — Форма акта сдачи-приёмки работ</w:t>
+      </w:r>
+    </w:p>
+    <w:p>
+      <w:pPr>
         <w:spacing w:after="240" w:before="0" w:line="240" w:lineRule="auto"/>
       </w:pPr>
       <w:r>
@@ -1336,7 +1351,7 @@
           <w:color w:val="000000"/>
           <w:sz w:val="24"/>
         </w:rPr>
-        <w:t>Приложение № 5 — Форма акта сдачи-приёмки работ</w:t>
+        <w:t>Приложение № 6 — Ответственность за нарушение требований охраны труда и техники безопасности</w:t>
       </w:r>
     </w:p>
     <w:p>
@@ -8673,6 +8688,637 @@
           <w:sz w:val="24"/>
         </w:rPr>
         <w:t>Принял: Заказчик _____________ / _____________</w:t>
+      </w:r>
+    </w:p>
+    <w:p>
+      <w:r>
+        <w:br w:type="page"/>
+      </w:r>
+    </w:p>
+    <w:p>
+      <w:pPr>
+        <w:spacing w:after="120" w:before="0" w:line="240" w:lineRule="auto"/>
+        <w:ind w:firstLine="0"/>
+        <w:jc w:val="center"/>
+      </w:pPr>
+      <w:r>
+        <w:rPr>
+          <w:rFonts w:ascii="Times New Roman" w:hAnsi="Times New Roman" w:cs="Times New Roman" w:eastAsia="Times New Roman"/>
+          <w:b w:val="0"/>
+          <w:i w:val="0"/>
+          <w:color w:val="000000"/>
+          <w:sz w:val="22"/>
+        </w:rPr>
+        <w:t>Приложение № 6 к Договору подряда № ______ от «____» ______________ 2026 г.</w:t>
+      </w:r>
+    </w:p>
+    <w:p>
+      <w:pPr>
+        <w:spacing w:after="120" w:before="0" w:line="240" w:lineRule="auto"/>
+        <w:ind w:firstLine="0"/>
+        <w:jc w:val="center"/>
+      </w:pPr>
+      <w:r>
+        <w:rPr>
+          <w:rFonts w:ascii="Times New Roman" w:hAnsi="Times New Roman" w:cs="Times New Roman" w:eastAsia="Times New Roman"/>
+          <w:b/>
+          <w:i w:val="0"/>
+          <w:color w:val="000000"/>
+          <w:sz w:val="26"/>
+        </w:rPr>
+        <w:t>ОТВЕТСТВЕННОСТЬ ЗА НАРУШЕНИЕ ТРЕБОВАНИЙ ОХРАНЫ ТРУДА И ТЕХНИКИ БЕЗОПАСНОСТИ</w:t>
+      </w:r>
+    </w:p>
+    <w:p>
+      <w:pPr>
+        <w:spacing w:after="120" w:before="0" w:line="240" w:lineRule="auto"/>
+      </w:pPr>
+      <w:r>
+        <w:rPr>
+          <w:rFonts w:ascii="Times New Roman" w:hAnsi="Times New Roman" w:cs="Times New Roman" w:eastAsia="Times New Roman"/>
+          <w:b w:val="0"/>
+          <w:i w:val="0"/>
+          <w:color w:val="000000"/>
+          <w:sz w:val="24"/>
+        </w:rPr>
+        <w:t>Штрафы применяются только к нарушениям персонала Подрядчика на участке производства Работ. Санкции за организацию строительной площадки в целом (ограждение, мойка колёс, бытовой городок, освещение, земляные работы и т.п.) настоящим Приложением не устанавливаются.</w:t>
+      </w:r>
+    </w:p>
+    <w:tbl>
+      <w:tblPr>
+        <w:tblStyle w:val="TableGrid"/>
+        <w:tblW w:type="auto" w:w="0"/>
+        <w:tblLook w:firstColumn="1" w:firstRow="1" w:lastColumn="0" w:lastRow="0" w:noHBand="0" w:noVBand="1" w:val="04A0"/>
+      </w:tblPr>
+      <w:tblGrid>
+        <w:gridCol w:w="3118"/>
+        <w:gridCol w:w="3118"/>
+        <w:gridCol w:w="3118"/>
+      </w:tblGrid>
+      <w:tr>
+        <w:tc>
+          <w:tcPr>
+            <w:tcW w:type="dxa" w:w="680"/>
+          </w:tcPr>
+          <w:p>
+            <w:pPr>
+              <w:spacing w:after="40" w:before="40"/>
+              <w:ind w:firstLine="0"/>
+            </w:pPr>
+            <w:r>
+              <w:rPr>
+                <w:rFonts w:ascii="Times New Roman" w:hAnsi="Times New Roman" w:cs="Times New Roman" w:eastAsia="Times New Roman"/>
+                <w:b/>
+                <w:i w:val="0"/>
+                <w:color w:val="000000"/>
+                <w:sz w:val="20"/>
+              </w:rPr>
+              <w:t>№</w:t>
+            </w:r>
+          </w:p>
+        </w:tc>
+        <w:tc>
+          <w:tcPr>
+            <w:tcW w:type="dxa" w:w="6520"/>
+          </w:tcPr>
+          <w:p>
+            <w:pPr>
+              <w:spacing w:after="40" w:before="40"/>
+              <w:ind w:firstLine="0"/>
+            </w:pPr>
+            <w:r>
+              <w:rPr>
+                <w:rFonts w:ascii="Times New Roman" w:hAnsi="Times New Roman" w:cs="Times New Roman" w:eastAsia="Times New Roman"/>
+                <w:b/>
+                <w:i w:val="0"/>
+                <w:color w:val="000000"/>
+                <w:sz w:val="20"/>
+              </w:rPr>
+              <w:t>Нарушение</w:t>
+            </w:r>
+          </w:p>
+        </w:tc>
+        <w:tc>
+          <w:tcPr>
+            <w:tcW w:type="dxa" w:w="2551"/>
+          </w:tcPr>
+          <w:p>
+            <w:pPr>
+              <w:spacing w:after="40" w:before="40"/>
+              <w:ind w:firstLine="0"/>
+            </w:pPr>
+            <w:r>
+              <w:rPr>
+                <w:rFonts w:ascii="Times New Roman" w:hAnsi="Times New Roman" w:cs="Times New Roman" w:eastAsia="Times New Roman"/>
+                <w:b/>
+                <w:i w:val="0"/>
+                <w:color w:val="000000"/>
+                <w:sz w:val="20"/>
+              </w:rPr>
+              <w:t>Размер штрафа</w:t>
+            </w:r>
+          </w:p>
+        </w:tc>
+      </w:tr>
+      <w:tr>
+        <w:tc>
+          <w:tcPr>
+            <w:tcW w:type="dxa" w:w="680"/>
+          </w:tcPr>
+          <w:p>
+            <w:pPr>
+              <w:spacing w:after="40" w:before="40"/>
+              <w:ind w:firstLine="0"/>
+            </w:pPr>
+            <w:r>
+              <w:rPr>
+                <w:rFonts w:ascii="Times New Roman" w:hAnsi="Times New Roman" w:cs="Times New Roman" w:eastAsia="Times New Roman"/>
+                <w:b w:val="0"/>
+                <w:i w:val="0"/>
+                <w:color w:val="000000"/>
+                <w:sz w:val="20"/>
+              </w:rPr>
+              <w:t>1</w:t>
+            </w:r>
+          </w:p>
+        </w:tc>
+        <w:tc>
+          <w:tcPr>
+            <w:tcW w:type="dxa" w:w="6520"/>
+          </w:tcPr>
+          <w:p>
+            <w:pPr>
+              <w:spacing w:after="40" w:before="40"/>
+              <w:ind w:firstLine="0"/>
+            </w:pPr>
+            <w:r>
+              <w:rPr>
+                <w:rFonts w:ascii="Times New Roman" w:hAnsi="Times New Roman" w:cs="Times New Roman" w:eastAsia="Times New Roman"/>
+                <w:b w:val="0"/>
+                <w:i w:val="0"/>
+                <w:color w:val="000000"/>
+                <w:sz w:val="20"/>
+              </w:rPr>
+              <w:t>Отсутствие обязательных СИЗ (каска, сигнальный жилет, спецобувь, защитные очки, перчатки) у работника на участке Работ</w:t>
+            </w:r>
+          </w:p>
+        </w:tc>
+        <w:tc>
+          <w:tcPr>
+            <w:tcW w:type="dxa" w:w="2551"/>
+          </w:tcPr>
+          <w:p>
+            <w:pPr>
+              <w:spacing w:after="40" w:before="40"/>
+              <w:ind w:firstLine="0"/>
+            </w:pPr>
+            <w:r>
+              <w:rPr>
+                <w:rFonts w:ascii="Times New Roman" w:hAnsi="Times New Roman" w:cs="Times New Roman" w:eastAsia="Times New Roman"/>
+                <w:b w:val="0"/>
+                <w:i w:val="0"/>
+                <w:color w:val="000000"/>
+                <w:sz w:val="20"/>
+              </w:rPr>
+              <w:t>3 000 руб. за каждого работника за каждый выявленный случай</w:t>
+            </w:r>
+          </w:p>
+        </w:tc>
+      </w:tr>
+      <w:tr>
+        <w:tc>
+          <w:tcPr>
+            <w:tcW w:type="dxa" w:w="680"/>
+          </w:tcPr>
+          <w:p>
+            <w:pPr>
+              <w:spacing w:after="40" w:before="40"/>
+              <w:ind w:firstLine="0"/>
+            </w:pPr>
+            <w:r>
+              <w:rPr>
+                <w:rFonts w:ascii="Times New Roman" w:hAnsi="Times New Roman" w:cs="Times New Roman" w:eastAsia="Times New Roman"/>
+                <w:b w:val="0"/>
+                <w:i w:val="0"/>
+                <w:color w:val="000000"/>
+                <w:sz w:val="20"/>
+              </w:rPr>
+              <w:t>2</w:t>
+            </w:r>
+          </w:p>
+        </w:tc>
+        <w:tc>
+          <w:tcPr>
+            <w:tcW w:type="dxa" w:w="6520"/>
+          </w:tcPr>
+          <w:p>
+            <w:pPr>
+              <w:spacing w:after="40" w:before="40"/>
+              <w:ind w:firstLine="0"/>
+            </w:pPr>
+            <w:r>
+              <w:rPr>
+                <w:rFonts w:ascii="Times New Roman" w:hAnsi="Times New Roman" w:cs="Times New Roman" w:eastAsia="Times New Roman"/>
+                <w:b w:val="0"/>
+                <w:i w:val="0"/>
+                <w:color w:val="000000"/>
+                <w:sz w:val="20"/>
+              </w:rPr>
+              <w:t>Производство работ на высоте без страховочной привязи либо без надежного места крепления стропа</w:t>
+            </w:r>
+          </w:p>
+        </w:tc>
+        <w:tc>
+          <w:tcPr>
+            <w:tcW w:type="dxa" w:w="2551"/>
+          </w:tcPr>
+          <w:p>
+            <w:pPr>
+              <w:spacing w:after="40" w:before="40"/>
+              <w:ind w:firstLine="0"/>
+            </w:pPr>
+            <w:r>
+              <w:rPr>
+                <w:rFonts w:ascii="Times New Roman" w:hAnsi="Times New Roman" w:cs="Times New Roman" w:eastAsia="Times New Roman"/>
+                <w:b w:val="0"/>
+                <w:i w:val="0"/>
+                <w:color w:val="000000"/>
+                <w:sz w:val="20"/>
+              </w:rPr>
+              <w:t>10 000 руб. за каждого работника</w:t>
+            </w:r>
+          </w:p>
+        </w:tc>
+      </w:tr>
+      <w:tr>
+        <w:tc>
+          <w:tcPr>
+            <w:tcW w:type="dxa" w:w="680"/>
+          </w:tcPr>
+          <w:p>
+            <w:pPr>
+              <w:spacing w:after="40" w:before="40"/>
+              <w:ind w:firstLine="0"/>
+            </w:pPr>
+            <w:r>
+              <w:rPr>
+                <w:rFonts w:ascii="Times New Roman" w:hAnsi="Times New Roman" w:cs="Times New Roman" w:eastAsia="Times New Roman"/>
+                <w:b w:val="0"/>
+                <w:i w:val="0"/>
+                <w:color w:val="000000"/>
+                <w:sz w:val="20"/>
+              </w:rPr>
+              <w:t>3</w:t>
+            </w:r>
+          </w:p>
+        </w:tc>
+        <w:tc>
+          <w:tcPr>
+            <w:tcW w:type="dxa" w:w="6520"/>
+          </w:tcPr>
+          <w:p>
+            <w:pPr>
+              <w:spacing w:after="40" w:before="40"/>
+              <w:ind w:firstLine="0"/>
+            </w:pPr>
+            <w:r>
+              <w:rPr>
+                <w:rFonts w:ascii="Times New Roman" w:hAnsi="Times New Roman" w:cs="Times New Roman" w:eastAsia="Times New Roman"/>
+                <w:b w:val="0"/>
+                <w:i w:val="0"/>
+                <w:color w:val="000000"/>
+                <w:sz w:val="20"/>
+              </w:rPr>
+              <w:t>Нахождение работника на Объекте в состоянии алкогольного или наркотического опьянения, пронос алкоголя</w:t>
+            </w:r>
+          </w:p>
+        </w:tc>
+        <w:tc>
+          <w:tcPr>
+            <w:tcW w:type="dxa" w:w="2551"/>
+          </w:tcPr>
+          <w:p>
+            <w:pPr>
+              <w:spacing w:after="40" w:before="40"/>
+              <w:ind w:firstLine="0"/>
+            </w:pPr>
+            <w:r>
+              <w:rPr>
+                <w:rFonts w:ascii="Times New Roman" w:hAnsi="Times New Roman" w:cs="Times New Roman" w:eastAsia="Times New Roman"/>
+                <w:b w:val="0"/>
+                <w:i w:val="0"/>
+                <w:color w:val="000000"/>
+                <w:sz w:val="20"/>
+              </w:rPr>
+              <w:t>15 000 руб. за каждого работника и отстранение без права допуска на Объект</w:t>
+            </w:r>
+          </w:p>
+        </w:tc>
+      </w:tr>
+      <w:tr>
+        <w:tc>
+          <w:tcPr>
+            <w:tcW w:type="dxa" w:w="680"/>
+          </w:tcPr>
+          <w:p>
+            <w:pPr>
+              <w:spacing w:after="40" w:before="40"/>
+              <w:ind w:firstLine="0"/>
+            </w:pPr>
+            <w:r>
+              <w:rPr>
+                <w:rFonts w:ascii="Times New Roman" w:hAnsi="Times New Roman" w:cs="Times New Roman" w:eastAsia="Times New Roman"/>
+                <w:b w:val="0"/>
+                <w:i w:val="0"/>
+                <w:color w:val="000000"/>
+                <w:sz w:val="20"/>
+              </w:rPr>
+              <w:t>4</w:t>
+            </w:r>
+          </w:p>
+        </w:tc>
+        <w:tc>
+          <w:tcPr>
+            <w:tcW w:type="dxa" w:w="6520"/>
+          </w:tcPr>
+          <w:p>
+            <w:pPr>
+              <w:spacing w:after="40" w:before="40"/>
+              <w:ind w:firstLine="0"/>
+            </w:pPr>
+            <w:r>
+              <w:rPr>
+                <w:rFonts w:ascii="Times New Roman" w:hAnsi="Times New Roman" w:cs="Times New Roman" w:eastAsia="Times New Roman"/>
+                <w:b w:val="0"/>
+                <w:i w:val="0"/>
+                <w:color w:val="000000"/>
+                <w:sz w:val="20"/>
+              </w:rPr>
+              <w:t>Нарушение требований электробезопасности на участке Работ Подрядчика (повреждённая изоляция, работа без отключения при наличии требования, отсутствие заземления используемого оборудования Подрядчика)</w:t>
+            </w:r>
+          </w:p>
+        </w:tc>
+        <w:tc>
+          <w:tcPr>
+            <w:tcW w:type="dxa" w:w="2551"/>
+          </w:tcPr>
+          <w:p>
+            <w:pPr>
+              <w:spacing w:after="40" w:before="40"/>
+              <w:ind w:firstLine="0"/>
+            </w:pPr>
+            <w:r>
+              <w:rPr>
+                <w:rFonts w:ascii="Times New Roman" w:hAnsi="Times New Roman" w:cs="Times New Roman" w:eastAsia="Times New Roman"/>
+                <w:b w:val="0"/>
+                <w:i w:val="0"/>
+                <w:color w:val="000000"/>
+                <w:sz w:val="20"/>
+              </w:rPr>
+              <w:t>5 000 руб. за каждый случай</w:t>
+            </w:r>
+          </w:p>
+        </w:tc>
+      </w:tr>
+      <w:tr>
+        <w:tc>
+          <w:tcPr>
+            <w:tcW w:type="dxa" w:w="680"/>
+          </w:tcPr>
+          <w:p>
+            <w:pPr>
+              <w:spacing w:after="40" w:before="40"/>
+              <w:ind w:firstLine="0"/>
+            </w:pPr>
+            <w:r>
+              <w:rPr>
+                <w:rFonts w:ascii="Times New Roman" w:hAnsi="Times New Roman" w:cs="Times New Roman" w:eastAsia="Times New Roman"/>
+                <w:b w:val="0"/>
+                <w:i w:val="0"/>
+                <w:color w:val="000000"/>
+                <w:sz w:val="20"/>
+              </w:rPr>
+              <w:t>5</w:t>
+            </w:r>
+          </w:p>
+        </w:tc>
+        <w:tc>
+          <w:tcPr>
+            <w:tcW w:type="dxa" w:w="6520"/>
+          </w:tcPr>
+          <w:p>
+            <w:pPr>
+              <w:spacing w:after="40" w:before="40"/>
+              <w:ind w:firstLine="0"/>
+            </w:pPr>
+            <w:r>
+              <w:rPr>
+                <w:rFonts w:ascii="Times New Roman" w:hAnsi="Times New Roman" w:cs="Times New Roman" w:eastAsia="Times New Roman"/>
+                <w:b w:val="0"/>
+                <w:i w:val="0"/>
+                <w:color w:val="000000"/>
+                <w:sz w:val="20"/>
+              </w:rPr>
+              <w:t>Нарушение требований пожарной безопасности на участке Работ Подрядчика (курение вне отведённого места, огневые работы без наряда-допуска)</w:t>
+            </w:r>
+          </w:p>
+        </w:tc>
+        <w:tc>
+          <w:tcPr>
+            <w:tcW w:type="dxa" w:w="2551"/>
+          </w:tcPr>
+          <w:p>
+            <w:pPr>
+              <w:spacing w:after="40" w:before="40"/>
+              <w:ind w:firstLine="0"/>
+            </w:pPr>
+            <w:r>
+              <w:rPr>
+                <w:rFonts w:ascii="Times New Roman" w:hAnsi="Times New Roman" w:cs="Times New Roman" w:eastAsia="Times New Roman"/>
+                <w:b w:val="0"/>
+                <w:i w:val="0"/>
+                <w:color w:val="000000"/>
+                <w:sz w:val="20"/>
+              </w:rPr>
+              <w:t>5 000 руб. за каждый случай</w:t>
+            </w:r>
+          </w:p>
+        </w:tc>
+      </w:tr>
+      <w:tr>
+        <w:tc>
+          <w:tcPr>
+            <w:tcW w:type="dxa" w:w="680"/>
+          </w:tcPr>
+          <w:p>
+            <w:pPr>
+              <w:spacing w:after="40" w:before="40"/>
+              <w:ind w:firstLine="0"/>
+            </w:pPr>
+            <w:r>
+              <w:rPr>
+                <w:rFonts w:ascii="Times New Roman" w:hAnsi="Times New Roman" w:cs="Times New Roman" w:eastAsia="Times New Roman"/>
+                <w:b w:val="0"/>
+                <w:i w:val="0"/>
+                <w:color w:val="000000"/>
+                <w:sz w:val="20"/>
+              </w:rPr>
+              <w:t>6</w:t>
+            </w:r>
+          </w:p>
+        </w:tc>
+        <w:tc>
+          <w:tcPr>
+            <w:tcW w:type="dxa" w:w="6520"/>
+          </w:tcPr>
+          <w:p>
+            <w:pPr>
+              <w:spacing w:after="40" w:before="40"/>
+              <w:ind w:firstLine="0"/>
+            </w:pPr>
+            <w:r>
+              <w:rPr>
+                <w:rFonts w:ascii="Times New Roman" w:hAnsi="Times New Roman" w:cs="Times New Roman" w:eastAsia="Times New Roman"/>
+                <w:b w:val="0"/>
+                <w:i w:val="0"/>
+                <w:color w:val="000000"/>
+                <w:sz w:val="20"/>
+              </w:rPr>
+              <w:t>Производство Работ в отсутствие на Объекте ответственного производителя работ Подрядчика</w:t>
+            </w:r>
+          </w:p>
+        </w:tc>
+        <w:tc>
+          <w:tcPr>
+            <w:tcW w:type="dxa" w:w="2551"/>
+          </w:tcPr>
+          <w:p>
+            <w:pPr>
+              <w:spacing w:after="40" w:before="40"/>
+              <w:ind w:firstLine="0"/>
+            </w:pPr>
+            <w:r>
+              <w:rPr>
+                <w:rFonts w:ascii="Times New Roman" w:hAnsi="Times New Roman" w:cs="Times New Roman" w:eastAsia="Times New Roman"/>
+                <w:b w:val="0"/>
+                <w:i w:val="0"/>
+                <w:color w:val="000000"/>
+                <w:sz w:val="20"/>
+              </w:rPr>
+              <w:t>5 000 руб. за смену</w:t>
+            </w:r>
+          </w:p>
+        </w:tc>
+      </w:tr>
+      <w:tr>
+        <w:tc>
+          <w:tcPr>
+            <w:tcW w:type="dxa" w:w="680"/>
+          </w:tcPr>
+          <w:p>
+            <w:pPr>
+              <w:spacing w:after="40" w:before="40"/>
+              <w:ind w:firstLine="0"/>
+            </w:pPr>
+            <w:r>
+              <w:rPr>
+                <w:rFonts w:ascii="Times New Roman" w:hAnsi="Times New Roman" w:cs="Times New Roman" w:eastAsia="Times New Roman"/>
+                <w:b w:val="0"/>
+                <w:i w:val="0"/>
+                <w:color w:val="000000"/>
+                <w:sz w:val="20"/>
+              </w:rPr>
+              <w:t>7</w:t>
+            </w:r>
+          </w:p>
+        </w:tc>
+        <w:tc>
+          <w:tcPr>
+            <w:tcW w:type="dxa" w:w="6520"/>
+          </w:tcPr>
+          <w:p>
+            <w:pPr>
+              <w:spacing w:after="40" w:before="40"/>
+              <w:ind w:firstLine="0"/>
+            </w:pPr>
+            <w:r>
+              <w:rPr>
+                <w:rFonts w:ascii="Times New Roman" w:hAnsi="Times New Roman" w:cs="Times New Roman" w:eastAsia="Times New Roman"/>
+                <w:b w:val="0"/>
+                <w:i w:val="0"/>
+                <w:color w:val="000000"/>
+                <w:sz w:val="20"/>
+              </w:rPr>
+              <w:t>Повторное нарушение того же вида в течение календарного месяца</w:t>
+            </w:r>
+          </w:p>
+        </w:tc>
+        <w:tc>
+          <w:tcPr>
+            <w:tcW w:type="dxa" w:w="2551"/>
+          </w:tcPr>
+          <w:p>
+            <w:pPr>
+              <w:spacing w:after="40" w:before="40"/>
+              <w:ind w:firstLine="0"/>
+            </w:pPr>
+            <w:r>
+              <w:rPr>
+                <w:rFonts w:ascii="Times New Roman" w:hAnsi="Times New Roman" w:cs="Times New Roman" w:eastAsia="Times New Roman"/>
+                <w:b w:val="0"/>
+                <w:i w:val="0"/>
+                <w:color w:val="000000"/>
+                <w:sz w:val="20"/>
+              </w:rPr>
+              <w:t>двукратный размер штрафа по соответствующему пункту</w:t>
+            </w:r>
+          </w:p>
+        </w:tc>
+      </w:tr>
+    </w:tbl>
+    <w:p>
+      <w:pPr>
+        <w:spacing w:after="120" w:before="200" w:line="240" w:lineRule="auto"/>
+      </w:pPr>
+      <w:r>
+        <w:rPr>
+          <w:rFonts w:ascii="Times New Roman" w:hAnsi="Times New Roman" w:cs="Times New Roman" w:eastAsia="Times New Roman"/>
+          <w:b w:val="0"/>
+          <w:i w:val="0"/>
+          <w:color w:val="000000"/>
+          <w:sz w:val="24"/>
+        </w:rPr>
+        <w:t>Примечания: 1. Частичное невыполнение требования считается невыполнением. 2. Совокупный размер штрафов по настоящему Приложению за календарный месяц не превышает 10 % цены Договора. 3. Уплата штрафа не освобождает от устранения нарушения и от возмещения вреда в соответствии с пунктом 7.5 Договора.</w:t>
+      </w:r>
+    </w:p>
+    <w:p>
+      <w:pPr>
+        <w:spacing w:after="120" w:before="0" w:line="240" w:lineRule="auto"/>
+      </w:pPr>
+    </w:p>
+    <w:p>
+      <w:pPr>
+        <w:spacing w:after="120" w:line="240" w:lineRule="auto"/>
+      </w:pPr>
+      <w:r>
+        <w:rPr>
+          <w:rFonts w:ascii="Times New Roman" w:hAnsi="Times New Roman" w:cs="Times New Roman" w:eastAsia="Times New Roman"/>
+          <w:b w:val="0"/>
+          <w:i w:val="0"/>
+          <w:color w:val="000000"/>
+          <w:sz w:val="24"/>
+        </w:rPr>
+        <w:t xml:space="preserve">Заказчик _____________ / _____________     </w:t>
+      </w:r>
+      <w:r>
+        <w:rPr>
+          <w:rFonts w:ascii="Times New Roman" w:hAnsi="Times New Roman" w:cs="Times New Roman" w:eastAsia="Times New Roman"/>
+          <w:b w:val="0"/>
+          <w:i w:val="0"/>
+          <w:color w:val="000000"/>
+          <w:sz w:val="24"/>
+        </w:rPr>
+        <w:t>Подрядчик _____________ / _____________</w:t>
       </w:r>
     </w:p>
     <w:sectPr>
